--- a/downloads/student/ai-1-week-22.docx
+++ b/downloads/student/ai-1-week-22.docx
@@ -1992,6 +1992,16 @@
       </w:r>
     </w:p>
     <w:p>
+      <w:r>
+        <w:t>Read the labelled picture: Would testing only dim plain cards close every current gap? Point to the target groups.</w:t>
+      </w:r>
+    </w:p>
+    <w:p>
+      <w:r>
+        <w:t>Change one thing: Add eight more bright plain cards and no dim cards. Predict the result before checking the explanation. What remains the same?</w:t>
+      </w:r>
+    </w:p>
+    <w:p>
       <w:pPr>
         <w:pStyle w:val="Heading1"/>
       </w:pPr>
@@ -3701,6 +3711,187 @@
     <w:p>
       <w:r>
         <w:t>Attempt the independent case before hints. Record whether you worked alone, used a hint or followed a model. After feedback, fix the first unsupported step and explain why it changed. A later check uses a changed case, not a copied answer.</w:t>
+      </w:r>
+    </w:p>
+    <w:p>
+      <w:pPr>
+        <w:pStyle w:val="Heading1"/>
+      </w:pPr>
+      <w:r>
+        <w:t>15. Your lesson route</w:t>
+      </w:r>
+    </w:p>
+    <w:p>
+      <w:r>
+        <w:t>Start with this question: A fictional badge reader will be used in both bright and dim rooms.</w:t>
+      </w:r>
+    </w:p>
+    <w:tbl>
+      <w:tblPr>
+        <w:tblStyle w:val="LightShading-Accent1"/>
+        <w:tblW w:type="auto" w:w="0"/>
+        <w:tblLook w:firstColumn="1" w:firstRow="1" w:lastColumn="0" w:lastRow="0" w:noHBand="0" w:noVBand="1" w:val="04A0"/>
+      </w:tblPr>
+      <w:tblGrid>
+        <w:gridCol w:w="5112"/>
+        <w:gridCol w:w="5112"/>
+      </w:tblGrid>
+      <w:tr>
+        <w:trPr>
+          <w:tblHeader/>
+        </w:trPr>
+        <w:tc>
+          <w:tcPr>
+            <w:tcW w:type="dxa" w:w="5112"/>
+          </w:tcPr>
+          <w:p>
+            <w:r>
+              <w:t>By the end, I can</w:t>
+            </w:r>
+          </w:p>
+        </w:tc>
+        <w:tc>
+          <w:tcPr>
+            <w:tcW w:type="dxa" w:w="5112"/>
+          </w:tcPr>
+          <w:p>
+            <w:r>
+              <w:t>How I will show it</w:t>
+            </w:r>
+          </w:p>
+        </w:tc>
+      </w:tr>
+      <w:tr>
+        <w:tc>
+          <w:tcPr>
+            <w:tcW w:type="dxa" w:w="5112"/>
+          </w:tcPr>
+          <w:p>
+            <w:r>
+              <w:t>Name the target collection, selection list and cases actually assessed</w:t>
+            </w:r>
+          </w:p>
+        </w:tc>
+        <w:tc>
+          <w:tcPr>
+            <w:tcW w:type="dxa" w:w="5112"/>
+          </w:tcPr>
+          <w:p>
+            <w:r>
+              <w:t>Explain the deciding step, show a trace or test, and state one limit.</w:t>
+            </w:r>
+          </w:p>
+        </w:tc>
+      </w:tr>
+      <w:tr>
+        <w:tc>
+          <w:tcPr>
+            <w:tcW w:type="dxa" w:w="5112"/>
+          </w:tcPr>
+          <w:p>
+            <w:r>
+              <w:t>Use a coverage table to identify missing conditions before making a claim</w:t>
+            </w:r>
+          </w:p>
+        </w:tc>
+        <w:tc>
+          <w:tcPr>
+            <w:tcW w:type="dxa" w:w="5112"/>
+          </w:tcPr>
+          <w:p>
+            <w:r>
+              <w:t>Explain the deciding step, show a trace or test, and state one limit.</w:t>
+            </w:r>
+          </w:p>
+        </w:tc>
+      </w:tr>
+      <w:tr>
+        <w:tc>
+          <w:tcPr>
+            <w:tcW w:type="dxa" w:w="5112"/>
+          </w:tcPr>
+          <w:p>
+            <w:r>
+              <w:t>Propose a selection plan that addresses a stated gap without promising certainty</w:t>
+            </w:r>
+          </w:p>
+        </w:tc>
+        <w:tc>
+          <w:tcPr>
+            <w:tcW w:type="dxa" w:w="5112"/>
+          </w:tcPr>
+          <w:p>
+            <w:r>
+              <w:t>Explain the deciding step, show a trace or test, and state one limit.</w:t>
+            </w:r>
+          </w:p>
+        </w:tc>
+      </w:tr>
+    </w:tbl>
+    <w:p>
+      <w:r>
+        <w:t>Remember → watch and explain → try with help → investigate → try independently → keep project evidence. Your teacher may spread this lesson across several classes.</w:t>
+      </w:r>
+    </w:p>
+    <w:p>
+      <w:r>
+        <w:t>Keep your first prediction. Compare it with what the evidence shows and explain any change.</w:t>
+      </w:r>
+    </w:p>
+    <w:p>
+      <w:pPr>
+        <w:pStyle w:val="Heading1"/>
+      </w:pPr>
+      <w:r>
+        <w:t>16. Finish and return</w:t>
+      </w:r>
+    </w:p>
+    <w:p>
+      <w:r>
+        <w:t>Close your notes. Explain this goal in your own words: Name the target collection, selection list and cases actually assessed</w:t>
+      </w:r>
+    </w:p>
+    <w:p>
+      <w:pPr>
+        <w:pStyle w:val="Heading3"/>
+      </w:pPr>
+      <w:r>
+        <w:t>My deciding step, evidence and one remaining question</w:t>
+      </w:r>
+    </w:p>
+    <w:p>
+      <w:r>
+        <w:t>________________________________________________________________</w:t>
+      </w:r>
+    </w:p>
+    <w:p>
+      <w:r>
+        <w:t>________________________________________________________________</w:t>
+      </w:r>
+    </w:p>
+    <w:p>
+      <w:r>
+        <w:t>________________________________________________________________</w:t>
+      </w:r>
+    </w:p>
+    <w:p>
+      <w:r>
+        <w:t>________________________________________________________________</w:t>
+      </w:r>
+    </w:p>
+    <w:p>
+      <w:r>
+        <w:t>________________________________________________________________</w:t>
+      </w:r>
+    </w:p>
+    <w:p>
+      <w:r>
+        <w:t>If you are unsure, return to the worked picture and explain one arrow. If you are ready, change an input or assumption and justify your prediction.</w:t>
+      </w:r>
+    </w:p>
+    <w:p>
+      <w:r>
+        <w:t>Save your workbook evidence. At the next review, try a different case before opening your old answer.</w:t>
       </w:r>
     </w:p>
     <w:sectPr>

--- a/downloads/student/ai-1-week-22.docx
+++ b/downloads/student/ai-1-week-22.docx
@@ -3892,6 +3892,207 @@
     <w:p>
       <w:r>
         <w:t>Save your workbook evidence. At the next review, try a different case before opening your old answer.</w:t>
+      </w:r>
+    </w:p>
+    <w:p>
+      <w:pPr>
+        <w:pStyle w:val="Heading1"/>
+      </w:pPr>
+      <w:r>
+        <w:t>17. Supported practice, repair and portfolio</w:t>
+      </w:r>
+    </w:p>
+    <w:p>
+      <w:r>
+        <w:t>Use this supported practice once, in the browser or on paper. Keep the reserved independent assessment for a separate first attempt before teacher feedback.</w:t>
+      </w:r>
+    </w:p>
+    <w:p>
+      <w:r>
+        <w:t>A fictional badge reader will be used in both bright and dim rooms.</w:t>
+      </w:r>
+    </w:p>
+    <w:p>
+      <w:pPr>
+        <w:pStyle w:val="Heading3"/>
+      </w:pPr>
+      <w:r>
+        <w:t>Practice 1: explain the deciding evidence</w:t>
+      </w:r>
+    </w:p>
+    <w:p>
+      <w:r>
+        <w:t>Which labelled step matches this detail? Select and record new cases from both dim groups before claiming coverage.</w:t>
+      </w:r>
+    </w:p>
+    <w:p>
+      <w:r>
+        <w:t>1. Target conditions</w:t>
+      </w:r>
+    </w:p>
+    <w:p>
+      <w:r>
+        <w:t>2. Current sample</w:t>
+      </w:r>
+    </w:p>
+    <w:p>
+      <w:r>
+        <w:t>3. Targeted follow-up</w:t>
+      </w:r>
+    </w:p>
+    <w:p>
+      <w:r>
+        <w:t>4. Coverage gap</w:t>
+      </w:r>
+    </w:p>
+    <w:p>
+      <w:pPr>
+        <w:pStyle w:val="Heading3"/>
+      </w:pPr>
+      <w:r>
+        <w:t>My selected conclusion, deciding fact and explanation</w:t>
+      </w:r>
+    </w:p>
+    <w:p>
+      <w:r>
+        <w:t>________________________________________________________________</w:t>
+      </w:r>
+    </w:p>
+    <w:p>
+      <w:r>
+        <w:t>________________________________________________________________</w:t>
+      </w:r>
+    </w:p>
+    <w:p>
+      <w:r>
+        <w:t>________________________________________________________________</w:t>
+      </w:r>
+    </w:p>
+    <w:p>
+      <w:r>
+        <w:t>________________________________________________________________</w:t>
+      </w:r>
+    </w:p>
+    <w:p>
+      <w:r>
+        <w:t>________________________________________________________________</w:t>
+      </w:r>
+    </w:p>
+    <w:p>
+      <w:r>
+        <w:t>Hint if needed: Read the steps in the pictorial case. Match the supplied detail to the stage that performs or records it.</w:t>
+      </w:r>
+    </w:p>
+    <w:p>
+      <w:r>
+        <w:t>After your attempt, compare with the supported explanation: Targeted follow-up Select and record new cases from both dim groups before claiming coverage. Adding more bright cards can increase sample size without addressing the missing condition. A coverage check asks which relevant situations are absent, not merely how many rows exist. Deliberately selecting dim cases helps investigate those conditions, but the resulting test should not be advertised as a random survey unless its selection really was random.</w:t>
+      </w:r>
+    </w:p>
+    <w:p>
+      <w:pPr>
+        <w:pStyle w:val="Heading3"/>
+      </w:pPr>
+      <w:r>
+        <w:t>Practice 2: explain the deciding evidence</w:t>
+      </w:r>
+    </w:p>
+    <w:p>
+      <w:r>
+        <w:t>Changed-case practice: Add eight more bright plain cards and no dim cards. Which conclusion is supported by the supplied facts?</w:t>
+      </w:r>
+    </w:p>
+    <w:p>
+      <w:r>
+        <w:t>1. This one example guarantees correct results for every future input.</w:t>
+      </w:r>
+    </w:p>
+    <w:p>
+      <w:r>
+        <w:t>2. We can decide the result without examining the changed input or the procedure.</w:t>
+      </w:r>
+    </w:p>
+    <w:p>
+      <w:r>
+        <w:t>3. The sample becomes larger but still has no dim coverage.</w:t>
+      </w:r>
+    </w:p>
+    <w:p>
+      <w:pPr>
+        <w:pStyle w:val="Heading3"/>
+      </w:pPr>
+      <w:r>
+        <w:t>My selected conclusion, deciding fact and explanation</w:t>
+      </w:r>
+    </w:p>
+    <w:p>
+      <w:r>
+        <w:t>________________________________________________________________</w:t>
+      </w:r>
+    </w:p>
+    <w:p>
+      <w:r>
+        <w:t>________________________________________________________________</w:t>
+      </w:r>
+    </w:p>
+    <w:p>
+      <w:r>
+        <w:t>________________________________________________________________</w:t>
+      </w:r>
+    </w:p>
+    <w:p>
+      <w:r>
+        <w:t>________________________________________________________________</w:t>
+      </w:r>
+    </w:p>
+    <w:p>
+      <w:r>
+        <w:t>________________________________________________________________</w:t>
+      </w:r>
+    </w:p>
+    <w:p>
+      <w:r>
+        <w:t>Hint if needed: Use the changed condition and the deciding step in the pictorial trace. The answer must say what follows from those facts.</w:t>
+      </w:r>
+    </w:p>
+    <w:p>
+      <w:r>
+        <w:t>After your attempt, compare with the supported explanation: The sample becomes larger but still has no dim coverage. The missing lighting condition remains untested.</w:t>
+      </w:r>
+    </w:p>
+    <w:p>
+      <w:pPr>
+        <w:pStyle w:val="Heading3"/>
+      </w:pPr>
+      <w:r>
+        <w:t>Repair a missing building block</w:t>
+      </w:r>
+    </w:p>
+    <w:p>
+      <w:r>
+        <w:t>Review Good Data, Bad Data (ai-1/21). Goal: Check records against a stated format, unit and meaning before using them. Short practice: Which repairs are evidence-backed in the original case, and which row must remain unknown?. Return to this week and explain what you changed.</w:t>
+      </w:r>
+    </w:p>
+    <w:p>
+      <w:r>
+        <w:t>Review Similarity (ai-1/19). Goal: Calculate similarity using explicitly selected features and a stated scoring rule. Short practice: Point to the matches supporting C’s new score and explain why there is no tie.. Return to this week and explain what you changed.</w:t>
+      </w:r>
+    </w:p>
+    <w:p>
+      <w:r>
+        <w:t>Review Boundaries and 'Not Sure' (ai-1/16). Goal: Identify a specific source of uncertainty and explain how it affects a prediction. Short practice: Which original block needs a better width before accepting or rejecting it? What should the reviewer do?. Return to this week and explain what you changed.</w:t>
+      </w:r>
+    </w:p>
+    <w:p>
+      <w:pPr>
+        <w:pStyle w:val="Heading3"/>
+      </w:pPr>
+      <w:r>
+        <w:t>Keep your completed work</w:t>
+      </w:r>
+    </w:p>
+    <w:p>
+      <w:r>
+        <w:t>Use Download completed work in the hosted lesson to export your answers, reflections, practice feedback and code-run evidence. Open the HTML copy to read or print it. Drafts stay in this browser when storage is available; clear drafts on a shared device.</w:t>
       </w:r>
     </w:p>
     <w:sectPr>

--- a/downloads/student/ai-1-week-22.docx
+++ b/downloads/student/ai-1-week-22.docx
@@ -42,6 +42,11 @@
       </w:r>
     </w:p>
     <w:p>
+      <w:r>
+        <w:t>Start with the target: Name the target collection, selection list and cases actually assessed. Try the recall before opening notes.</w:t>
+      </w:r>
+    </w:p>
+    <w:p>
       <w:pPr>
         <w:pStyle w:val="Heading3"/>
       </w:pPr>
@@ -50,17 +55,47 @@
       </w:r>
     </w:p>
     <w:p>
-      <w:r>
+      <w:pPr>
+        <w:spacing w:line="336" w:lineRule="auto" w:after="180"/>
+      </w:pPr>
+      <w:r>
+        <w:rPr>
+          <w:b w:val="0"/>
+        </w:rPr>
         <w:t>I can name the target collection, selection list and cases actually assessed.</w:t>
       </w:r>
     </w:p>
     <w:p>
-      <w:r>
-        <w:t>I can use a coverage table to identify missing conditions before making a claim.</w:t>
-      </w:r>
-    </w:p>
-    <w:p>
-      <w:r>
+      <w:pPr>
+        <w:spacing w:line="336" w:lineRule="auto" w:after="180"/>
+      </w:pPr>
+      <w:r>
+        <w:rPr>
+          <w:b w:val="0"/>
+        </w:rPr>
+        <w:t xml:space="preserve">I can use a </w:t>
+      </w:r>
+      <w:r>
+        <w:rPr>
+          <w:b/>
+        </w:rPr>
+        <w:t>coverage</w:t>
+      </w:r>
+      <w:r>
+        <w:rPr>
+          <w:b w:val="0"/>
+        </w:rPr>
+        <w:t xml:space="preserve"> table to identify missing conditions before making a claim.</w:t>
+      </w:r>
+    </w:p>
+    <w:p>
+      <w:pPr>
+        <w:spacing w:line="336" w:lineRule="auto" w:after="180"/>
+      </w:pPr>
+      <w:r>
+        <w:rPr>
+          <w:b w:val="0"/>
+        </w:rPr>
         <w:t>I can propose a selection plan that addresses a stated gap without promising certainty.</w:t>
       </w:r>
     </w:p>
@@ -73,32 +108,80 @@
       </w:r>
     </w:p>
     <w:p>
-      <w:r>
+      <w:pPr>
+        <w:spacing w:line="336" w:lineRule="auto" w:after="180"/>
+      </w:pPr>
+      <w:r>
+        <w:rPr>
+          <w:b w:val="0"/>
+        </w:rPr>
         <w:t>Close your notes first. A rough first answer helps us choose the right starting point; it is not a score for your ability.</w:t>
       </w:r>
     </w:p>
     <w:p>
-      <w:r>
+      <w:pPr>
+        <w:spacing w:line="336" w:lineRule="auto" w:after="180"/>
+      </w:pPr>
+      <w:r>
+        <w:rPr>
+          <w:b w:val="0"/>
+        </w:rPr>
         <w:t>Without opening the old lesson, explain one key idea from Good Data, Bad Data. Give an example and a mistake that the idea helps you avoid.</w:t>
       </w:r>
     </w:p>
     <w:p>
-      <w:r>
+      <w:pPr>
+        <w:spacing w:line="336" w:lineRule="auto" w:after="180"/>
+      </w:pPr>
+      <w:r>
+        <w:rPr>
+          <w:b w:val="0"/>
+        </w:rPr>
         <w:t>Without opening the old lesson, explain one key idea from Similarity. Give an example and a mistake that the idea helps you avoid.</w:t>
       </w:r>
     </w:p>
     <w:p>
-      <w:r>
+      <w:pPr>
+        <w:spacing w:line="336" w:lineRule="auto" w:after="180"/>
+      </w:pPr>
+      <w:r>
+        <w:rPr>
+          <w:b w:val="0"/>
+        </w:rPr>
         <w:t>Without opening the old lesson, explain one key idea from Boundaries and 'Not Sure'. Give an example and a mistake that the idea helps you avoid.</w:t>
       </w:r>
     </w:p>
     <w:p>
-      <w:r>
-        <w:t>After trying, check the relevant lesson or ask your teacher. Change the part of your explanation that the evidence shows was wrong.</w:t>
-      </w:r>
-    </w:p>
-    <w:p>
-      <w:r>
+      <w:pPr>
+        <w:spacing w:line="336" w:lineRule="auto" w:after="180"/>
+      </w:pPr>
+      <w:r>
+        <w:rPr>
+          <w:b w:val="0"/>
+        </w:rPr>
+        <w:t xml:space="preserve">After trying, check the relevant lesson or ask your teacher. Change the part of your explanation that the </w:t>
+      </w:r>
+      <w:r>
+        <w:rPr>
+          <w:b/>
+        </w:rPr>
+        <w:t>evidence</w:t>
+      </w:r>
+      <w:r>
+        <w:rPr>
+          <w:b w:val="0"/>
+        </w:rPr>
+        <w:t xml:space="preserve"> shows was wrong.</w:t>
+      </w:r>
+    </w:p>
+    <w:p>
+      <w:pPr>
+        <w:spacing w:line="336" w:lineRule="auto" w:after="180"/>
+      </w:pPr>
+      <w:r>
+        <w:rPr>
+          <w:b w:val="0"/>
+        </w:rPr>
         <w:t>What is absent can shape a system's failures.</w:t>
       </w:r>
     </w:p>
@@ -139,12 +222,45 @@
       </w:r>
     </w:p>
     <w:p>
-      <w:r>
-        <w:t>LEARNING TARGET  A training set has 18 daylight photos and two dark photos of one object. Copying the dark photos eight times balances the counts. Does it balance the variety? Design a better collection step.</w:t>
-      </w:r>
-    </w:p>
-    <w:p>
-      <w:r>
+      <w:pPr>
+        <w:pStyle w:val="Heading3"/>
+      </w:pPr>
+      <w:r>
+        <w:t>Your target</w:t>
+      </w:r>
+    </w:p>
+    <w:p>
+      <w:pPr>
+        <w:spacing w:line="336" w:lineRule="auto" w:after="180"/>
+        <w:shd w:fill="EDF7F3"/>
+      </w:pPr>
+      <w:r>
+        <w:rPr>
+          <w:b w:val="0"/>
+        </w:rPr>
+        <w:t xml:space="preserve">LEARNING TARGET  A </w:t>
+      </w:r>
+      <w:r>
+        <w:rPr>
+          <w:b/>
+        </w:rPr>
+        <w:t>training</w:t>
+      </w:r>
+      <w:r>
+        <w:rPr>
+          <w:b w:val="0"/>
+        </w:rPr>
+        <w:t xml:space="preserve"> set has 18 daylight photos and two dark photos of one object. Copying the dark photos eight times balances the counts. Does it balance the variety? Design a better collection step.</w:t>
+      </w:r>
+    </w:p>
+    <w:p>
+      <w:pPr>
+        <w:spacing w:line="336" w:lineRule="auto" w:after="180"/>
+      </w:pPr>
+      <w:r>
+        <w:rPr>
+          <w:b w:val="0"/>
+        </w:rPr>
         <w:t>Learner name:</w:t>
       </w:r>
     </w:p>
@@ -157,7 +273,13 @@
       </w:r>
     </w:p>
     <w:p>
-      <w:r>
+      <w:pPr>
+        <w:spacing w:line="336" w:lineRule="auto" w:after="180"/>
+      </w:pPr>
+      <w:r>
+        <w:rPr>
+          <w:b w:val="0"/>
+        </w:rPr>
         <w:t>A table has been checked and every recorded value matches its source. Does that prove it includes all the conditions in which a system will be used? Explain.</w:t>
       </w:r>
     </w:p>
@@ -170,8 +292,26 @@
       </w:r>
     </w:p>
     <w:p>
-      <w:r>
-        <w:t>By the end, I can identify missing conditions and design a targeted coverage check.</w:t>
+      <w:pPr>
+        <w:spacing w:line="336" w:lineRule="auto" w:after="180"/>
+      </w:pPr>
+      <w:r>
+        <w:rPr>
+          <w:b w:val="0"/>
+        </w:rPr>
+        <w:t xml:space="preserve">By the end, I can identify missing conditions and design a targeted </w:t>
+      </w:r>
+      <w:r>
+        <w:rPr>
+          <w:b/>
+        </w:rPr>
+        <w:t>coverage</w:t>
+      </w:r>
+      <w:r>
+        <w:rPr>
+          <w:b w:val="0"/>
+        </w:rPr>
+        <w:t xml:space="preserve"> check.</w:t>
       </w:r>
     </w:p>
     <w:p>
@@ -184,6 +324,17 @@
     </w:p>
     <w:p>
       <w:r>
+        <w:t>Investigate the supplied Missing and Unbalanced Examples case. Separate observations, given facts and assumptions before choosing an explanation.</w:t>
+      </w:r>
+    </w:p>
+    <w:p>
+      <w:pPr>
+        <w:spacing w:line="336" w:lineRule="auto" w:after="180"/>
+      </w:pPr>
+      <w:r>
+        <w:rPr>
+          <w:b/>
+        </w:rPr>
         <w:t>PICTURE STORY</w:t>
       </w:r>
     </w:p>
@@ -196,8 +347,26 @@
       </w:r>
     </w:p>
     <w:p>
-      <w:r>
-        <w:t>Pictures give clues; evidence tells us what the clues mean.</w:t>
+      <w:pPr>
+        <w:spacing w:line="336" w:lineRule="auto" w:after="180"/>
+      </w:pPr>
+      <w:r>
+        <w:rPr>
+          <w:b w:val="0"/>
+        </w:rPr>
+        <w:t xml:space="preserve">Pictures give clues; </w:t>
+      </w:r>
+      <w:r>
+        <w:rPr>
+          <w:b/>
+        </w:rPr>
+        <w:t>evidence</w:t>
+      </w:r>
+      <w:r>
+        <w:rPr>
+          <w:b w:val="0"/>
+        </w:rPr>
+        <w:t xml:space="preserve"> tells us what the clues mean.</w:t>
       </w:r>
     </w:p>
     <w:p>
@@ -237,7 +406,22 @@
       </w:r>
     </w:p>
     <w:p>
-      <w:r>
+      <w:pPr>
+        <w:pStyle w:val="Heading3"/>
+      </w:pPr>
+      <w:r>
+        <w:t>Start with this puzzle</w:t>
+      </w:r>
+    </w:p>
+    <w:p>
+      <w:pPr>
+        <w:spacing w:line="336" w:lineRule="auto" w:after="180"/>
+        <w:shd w:fill="F1F6FC"/>
+      </w:pPr>
+      <w:r>
+        <w:rPr>
+          <w:b w:val="0"/>
+        </w:rPr>
         <w:t>MYSTERY  An animal recognizer trained only on bright daytime photos may fail on the same animals at night.</w:t>
       </w:r>
     </w:p>
@@ -250,33 +434,106 @@
       </w:r>
     </w:p>
     <w:p>
-      <w:r>
+      <w:pPr>
+        <w:spacing w:line="336" w:lineRule="auto" w:after="180"/>
+      </w:pPr>
+      <w:r>
+        <w:rPr>
+          <w:b w:val="0"/>
+        </w:rPr>
         <w:t>Name three visible details without explaining them yet.</w:t>
       </w:r>
     </w:p>
     <w:p>
-      <w:r>
+      <w:pPr>
+        <w:spacing w:line="336" w:lineRule="auto" w:after="180"/>
+      </w:pPr>
+      <w:r>
+        <w:rPr>
+          <w:b w:val="0"/>
+        </w:rPr>
         <w:t>Circle the detail most connected to the system's decision.</w:t>
       </w:r>
     </w:p>
     <w:p>
-      <w:r>
+      <w:pPr>
+        <w:spacing w:line="336" w:lineRule="auto" w:after="180"/>
+      </w:pPr>
+      <w:r>
+        <w:rPr>
+          <w:b w:val="0"/>
+        </w:rPr>
         <w:t>Name one detail that may be decoration or distraction.</w:t>
       </w:r>
     </w:p>
     <w:p>
-      <w:r>
-        <w:t>Make a first prediction and state the clue that supports it.</w:t>
-      </w:r>
-    </w:p>
-    <w:p>
-      <w:r>
-        <w:t>My observations, prediction, and evidence:</w:t>
-      </w:r>
-    </w:p>
-    <w:p>
-      <w:r>
-        <w:t>GOOD THINKING  A prediction can change when stronger evidence appears.</w:t>
+      <w:pPr>
+        <w:spacing w:line="336" w:lineRule="auto" w:after="180"/>
+      </w:pPr>
+      <w:r>
+        <w:rPr>
+          <w:b w:val="0"/>
+        </w:rPr>
+        <w:t xml:space="preserve">Make a first </w:t>
+      </w:r>
+      <w:r>
+        <w:rPr>
+          <w:b/>
+        </w:rPr>
+        <w:t>prediction</w:t>
+      </w:r>
+      <w:r>
+        <w:rPr>
+          <w:b w:val="0"/>
+        </w:rPr>
+        <w:t xml:space="preserve"> and state the clue that supports it.</w:t>
+      </w:r>
+    </w:p>
+    <w:p>
+      <w:pPr>
+        <w:spacing w:line="336" w:lineRule="auto" w:after="180"/>
+      </w:pPr>
+      <w:r>
+        <w:rPr>
+          <w:b w:val="0"/>
+        </w:rPr>
+        <w:t xml:space="preserve">My </w:t>
+      </w:r>
+      <w:r>
+        <w:rPr>
+          <w:b/>
+        </w:rPr>
+        <w:t>observation</w:t>
+      </w:r>
+      <w:r>
+        <w:rPr>
+          <w:b w:val="0"/>
+        </w:rPr>
+        <w:t xml:space="preserve">s, </w:t>
+      </w:r>
+      <w:r>
+        <w:rPr>
+          <w:b/>
+        </w:rPr>
+        <w:t>prediction</w:t>
+      </w:r>
+      <w:r>
+        <w:rPr>
+          <w:b w:val="0"/>
+        </w:rPr>
+        <w:t xml:space="preserve">, and </w:t>
+      </w:r>
+      <w:r>
+        <w:rPr>
+          <w:b/>
+        </w:rPr>
+        <w:t>evidence</w:t>
+      </w:r>
+      <w:r>
+        <w:rPr>
+          <w:b w:val="0"/>
+        </w:rPr>
+        <w:t>:</w:t>
       </w:r>
     </w:p>
     <w:p>
@@ -284,22 +541,165 @@
         <w:pStyle w:val="Heading3"/>
       </w:pPr>
       <w:r>
+        <w:t>Thinking habit</w:t>
+      </w:r>
+    </w:p>
+    <w:p>
+      <w:pPr>
+        <w:spacing w:line="336" w:lineRule="auto" w:after="180"/>
+        <w:shd w:fill="EDF7F3"/>
+      </w:pPr>
+      <w:r>
+        <w:rPr>
+          <w:b w:val="0"/>
+        </w:rPr>
+        <w:t xml:space="preserve">GOOD THINKING  A </w:t>
+      </w:r>
+      <w:r>
+        <w:rPr>
+          <w:b/>
+        </w:rPr>
+        <w:t>prediction</w:t>
+      </w:r>
+      <w:r>
+        <w:rPr>
+          <w:b w:val="0"/>
+        </w:rPr>
+        <w:t xml:space="preserve"> can change when stronger </w:t>
+      </w:r>
+      <w:r>
+        <w:rPr>
+          <w:b/>
+        </w:rPr>
+        <w:t>evidence</w:t>
+      </w:r>
+      <w:r>
+        <w:rPr>
+          <w:b w:val="0"/>
+        </w:rPr>
+        <w:t xml:space="preserve"> appears.</w:t>
+      </w:r>
+    </w:p>
+    <w:p>
+      <w:pPr>
+        <w:pStyle w:val="Heading3"/>
+      </w:pPr>
+      <w:r>
         <w:t>A closer explanation</w:t>
       </w:r>
     </w:p>
     <w:p>
-      <w:r>
-        <w:t>Suppose a shape recogniser will be evaluated on a fixed collection of 24 invented picture cards. This target population has 6 bright circles, 6 dim circles, 6 bright squares and 6 dim squares. Each card has its own ID and an independently checked circle or square label. We want to know how often the recogniser gives the correct label across these 24 cards.</w:t>
-      </w:r>
-    </w:p>
-    <w:p>
-      <w:r>
-        <w:t>A tester takes the 6 bright-circle cards nearest the front of the box. Those 6 cards form the sample; the other 18 have not been assessed. The recogniser is correct on 5 of the 6 sampled cards. That is a result for these assessed bright circles. It does not establish correctness on the squares or dim cards.</w:t>
-      </w:r>
-    </w:p>
-    <w:p>
-      <w:r>
-        <w:t>A sampling frame is the list or source available for selection. A complete list of all 24 IDs could give every card a chance of selection. A list containing only bright-circle IDs cannot select dim cards or squares, even if the choice from that list is random. These fictional picture cards do not contain personal information.</w:t>
+      <w:pPr>
+        <w:spacing w:line="336" w:lineRule="auto" w:after="180"/>
+      </w:pPr>
+      <w:r>
+        <w:rPr>
+          <w:b w:val="0"/>
+        </w:rPr>
+        <w:t xml:space="preserve">Suppose a shape recogniser will be evaluated on a fixed collection of 24 invented picture cards. This </w:t>
+      </w:r>
+      <w:r>
+        <w:rPr>
+          <w:b/>
+        </w:rPr>
+        <w:t>target population</w:t>
+      </w:r>
+      <w:r>
+        <w:rPr>
+          <w:b w:val="0"/>
+        </w:rPr>
+        <w:t xml:space="preserve"> has 6 bright circles, 6 dim circles, 6 bright squares and 6 dim squares.</w:t>
+      </w:r>
+    </w:p>
+    <w:p>
+      <w:pPr>
+        <w:spacing w:line="336" w:lineRule="auto" w:after="180"/>
+      </w:pPr>
+      <w:r>
+        <w:rPr>
+          <w:b w:val="0"/>
+        </w:rPr>
+        <w:t>Each card has its own ID and an independently checked circle or square label. We want to know how often the recogniser gives the correct label across these 24 cards.</w:t>
+      </w:r>
+    </w:p>
+    <w:p>
+      <w:pPr>
+        <w:spacing w:line="336" w:lineRule="auto" w:after="180"/>
+      </w:pPr>
+      <w:r>
+        <w:rPr>
+          <w:b w:val="0"/>
+        </w:rPr>
+        <w:t xml:space="preserve">A tester takes the 6 bright-circle cards nearest the front of the box. Those 6 cards form the </w:t>
+      </w:r>
+      <w:r>
+        <w:rPr>
+          <w:b/>
+        </w:rPr>
+        <w:t>sample</w:t>
+      </w:r>
+      <w:r>
+        <w:rPr>
+          <w:b w:val="0"/>
+        </w:rPr>
+        <w:t xml:space="preserve">; the other 18 have not been assessed. The recogniser is correct on 5 of the 6 </w:t>
+      </w:r>
+      <w:r>
+        <w:rPr>
+          <w:b/>
+        </w:rPr>
+        <w:t>sample</w:t>
+      </w:r>
+      <w:r>
+        <w:rPr>
+          <w:b w:val="0"/>
+        </w:rPr>
+        <w:t>d cards.</w:t>
+      </w:r>
+    </w:p>
+    <w:p>
+      <w:pPr>
+        <w:spacing w:line="336" w:lineRule="auto" w:after="180"/>
+      </w:pPr>
+      <w:r>
+        <w:rPr>
+          <w:b w:val="0"/>
+        </w:rPr>
+        <w:t>That is a result for these assessed bright circles. It does not establish correctness on the squares or dim cards.</w:t>
+      </w:r>
+    </w:p>
+    <w:p>
+      <w:pPr>
+        <w:spacing w:line="336" w:lineRule="auto" w:after="180"/>
+      </w:pPr>
+      <w:r>
+        <w:rPr>
+          <w:b w:val="0"/>
+        </w:rPr>
+        <w:t xml:space="preserve">A </w:t>
+      </w:r>
+      <w:r>
+        <w:rPr>
+          <w:b/>
+        </w:rPr>
+        <w:t>sampling frame</w:t>
+      </w:r>
+      <w:r>
+        <w:rPr>
+          <w:b w:val="0"/>
+        </w:rPr>
+        <w:t xml:space="preserve"> is the list or source available for selection. A complete list of all 24 IDs could give every card a chance of selection.</w:t>
+      </w:r>
+    </w:p>
+    <w:p>
+      <w:pPr>
+        <w:spacing w:line="336" w:lineRule="auto" w:after="180"/>
+      </w:pPr>
+      <w:r>
+        <w:rPr>
+          <w:b w:val="0"/>
+        </w:rPr>
+        <w:t>A list containing only bright-circle IDs cannot select dim cards or squares, even if the choice from that list is random. These fictional picture cards do not contain personal information.</w:t>
       </w:r>
     </w:p>
     <w:p>
@@ -312,7 +712,24 @@
     </w:p>
     <w:p>
       <w:r>
-        <w:t>VISUAL MECHANISM</w:t>
+        <w:t>Follow the mechanism for Missing and Unbalanced Examples. Connect each labelled input, deciding step and result.</w:t>
+      </w:r>
+    </w:p>
+    <w:p>
+      <w:pPr>
+        <w:spacing w:line="336" w:lineRule="auto" w:after="180"/>
+      </w:pPr>
+      <w:r>
+        <w:rPr>
+          <w:b/>
+        </w:rPr>
+        <w:t xml:space="preserve">VISUAL </w:t>
+      </w:r>
+      <w:r>
+        <w:rPr>
+          <w:b/>
+        </w:rPr>
+        <w:t>MECHANISM</w:t>
       </w:r>
     </w:p>
     <w:p>
@@ -324,7 +741,13 @@
       </w:r>
     </w:p>
     <w:p>
-      <w:r>
+      <w:pPr>
+        <w:spacing w:line="336" w:lineRule="auto" w:after="180"/>
+      </w:pPr>
+      <w:r>
+        <w:rPr>
+          <w:b w:val="0"/>
+        </w:rPr>
         <w:t>Follow the information instead of imagining magic inside the machine.</w:t>
       </w:r>
     </w:p>
@@ -437,32 +860,158 @@
       </w:r>
     </w:p>
     <w:p>
-      <w:r>
-        <w:t>INPUT  example set with represented and absent conditions</w:t>
-      </w:r>
-    </w:p>
-    <w:p>
-      <w:r>
-        <w:t>PROCESS  learn patterns from available coverage</w:t>
-      </w:r>
-    </w:p>
-    <w:p>
-      <w:r>
-        <w:t>OUTPUT  uneven performance across conditions</w:t>
-      </w:r>
-    </w:p>
-    <w:p>
-      <w:r>
+      <w:pPr>
+        <w:spacing w:line="336" w:lineRule="auto" w:after="180"/>
+      </w:pPr>
+      <w:r>
+        <w:rPr>
+          <w:b/>
+        </w:rPr>
+        <w:t>INPUT</w:t>
+      </w:r>
+      <w:r>
+        <w:rPr>
+          <w:b w:val="0"/>
+        </w:rPr>
+        <w:t xml:space="preserve">  example set with represented and absent conditions</w:t>
+      </w:r>
+    </w:p>
+    <w:p>
+      <w:pPr>
+        <w:spacing w:line="336" w:lineRule="auto" w:after="180"/>
+      </w:pPr>
+      <w:r>
+        <w:rPr>
+          <w:b/>
+        </w:rPr>
+        <w:t>PROCESS</w:t>
+      </w:r>
+      <w:r>
+        <w:rPr>
+          <w:b w:val="0"/>
+        </w:rPr>
+        <w:t xml:space="preserve">  learn patterns from available </w:t>
+      </w:r>
+      <w:r>
+        <w:rPr>
+          <w:b/>
+        </w:rPr>
+        <w:t>coverage</w:t>
+      </w:r>
+    </w:p>
+    <w:p>
+      <w:pPr>
+        <w:spacing w:line="336" w:lineRule="auto" w:after="180"/>
+      </w:pPr>
+      <w:r>
+        <w:rPr>
+          <w:b/>
+        </w:rPr>
+        <w:t>OUTPUT</w:t>
+      </w:r>
+      <w:r>
+        <w:rPr>
+          <w:b w:val="0"/>
+        </w:rPr>
+        <w:t xml:space="preserve">  uneven performance across conditions</w:t>
+      </w:r>
+    </w:p>
+    <w:p>
+      <w:pPr>
+        <w:pStyle w:val="Heading3"/>
+      </w:pPr>
+      <w:r>
+        <w:t>Key idea</w:t>
+      </w:r>
+    </w:p>
+    <w:p>
+      <w:pPr>
+        <w:spacing w:line="336" w:lineRule="auto" w:after="180"/>
+        <w:shd w:fill="EDF7F3"/>
+      </w:pPr>
+      <w:r>
+        <w:rPr>
+          <w:b w:val="0"/>
+        </w:rPr>
         <w:t>CORE IDEA  What is absent can shape a system's failures.</w:t>
       </w:r>
     </w:p>
     <w:p>
-      <w:r>
-        <w:t>UNDER THE HOOD  Sampling imbalance changes the empirical distribution seen during training. Missing subgroups or conditions cannot contribute error signals, so average success may hide systematic failure. Rebalancing requires relevant examples, not arbitrary duplication alone.</w:t>
-      </w:r>
-    </w:p>
-    <w:p>
-      <w:r>
+      <w:pPr>
+        <w:pStyle w:val="Heading3"/>
+      </w:pPr>
+      <w:r>
+        <w:t>How the mechanism works</w:t>
+      </w:r>
+    </w:p>
+    <w:p>
+      <w:pPr>
+        <w:spacing w:line="336" w:lineRule="auto" w:after="180"/>
+        <w:shd w:fill="F1F6F8"/>
+      </w:pPr>
+      <w:r>
+        <w:rPr>
+          <w:b w:val="0"/>
+        </w:rPr>
+        <w:t xml:space="preserve">UNDER THE HOOD  Sampling </w:t>
+      </w:r>
+      <w:r>
+        <w:rPr>
+          <w:b/>
+        </w:rPr>
+        <w:t>imbalance</w:t>
+      </w:r>
+      <w:r>
+        <w:rPr>
+          <w:b w:val="0"/>
+        </w:rPr>
+        <w:t xml:space="preserve"> changes the empirical distribution seen during </w:t>
+      </w:r>
+      <w:r>
+        <w:rPr>
+          <w:b/>
+        </w:rPr>
+        <w:t>training</w:t>
+      </w:r>
+      <w:r>
+        <w:rPr>
+          <w:b w:val="0"/>
+        </w:rPr>
+        <w:t xml:space="preserve">. Missing </w:t>
+      </w:r>
+      <w:r>
+        <w:rPr>
+          <w:b/>
+        </w:rPr>
+        <w:t>subgroup</w:t>
+      </w:r>
+      <w:r>
+        <w:rPr>
+          <w:b w:val="0"/>
+        </w:rPr>
+        <w:t>s or conditions cannot contribute error signals, so average success may hide systematic failure.</w:t>
+      </w:r>
+    </w:p>
+    <w:p>
+      <w:pPr>
+        <w:spacing w:line="336" w:lineRule="auto" w:after="180"/>
+        <w:shd w:fill="F1F6F8"/>
+      </w:pPr>
+      <w:r>
+        <w:rPr>
+          <w:b w:val="0"/>
+        </w:rPr>
+        <w:t>Rebalancing requires relevant examples, not arbitrary duplication alone.</w:t>
+      </w:r>
+    </w:p>
+    <w:p>
+      <w:pPr>
+        <w:spacing w:line="336" w:lineRule="auto" w:after="180"/>
+      </w:pPr>
+      <w:r>
+        <w:rPr>
+          <w:b w:val="0"/>
+        </w:rPr>
         <w:t>Draw a fresh example with all three stages:</w:t>
       </w:r>
     </w:p>
@@ -663,13 +1212,83 @@
       </w:r>
     </w:p>
     <w:p>
-      <w:r>
-        <w:t>The target has 24 distinct cards, but the sample covers only the 6 bright circles. Photographing each sampled card twice would create 12 image records without adding a new card or covering a missing condition. Record the identity of the underlying case as well as the number of files.</w:t>
-      </w:r>
-    </w:p>
-    <w:p>
-      <w:r>
-        <w:t>Both shape and lighting matter to this question. A sample with bright circles and dim squares includes each shape and each lighting label, yet still misses dim circles and bright squares. Check combinations when the interaction could matter, not just whether each individual label appears somewhere.</w:t>
+      <w:pPr>
+        <w:spacing w:line="336" w:lineRule="auto" w:after="180"/>
+      </w:pPr>
+      <w:r>
+        <w:rPr>
+          <w:b w:val="0"/>
+        </w:rPr>
+        <w:t xml:space="preserve">The target has 24 distinct cards, but the </w:t>
+      </w:r>
+      <w:r>
+        <w:rPr>
+          <w:b/>
+        </w:rPr>
+        <w:t>sample</w:t>
+      </w:r>
+      <w:r>
+        <w:rPr>
+          <w:b w:val="0"/>
+        </w:rPr>
+        <w:t xml:space="preserve"> covers only the 6 bright circles. Photographing each </w:t>
+      </w:r>
+      <w:r>
+        <w:rPr>
+          <w:b/>
+        </w:rPr>
+        <w:t>sample</w:t>
+      </w:r>
+      <w:r>
+        <w:rPr>
+          <w:b w:val="0"/>
+        </w:rPr>
+        <w:t>d card twice would create 12 image records without adding a new card or covering a missing condition.</w:t>
+      </w:r>
+    </w:p>
+    <w:p>
+      <w:pPr>
+        <w:spacing w:line="336" w:lineRule="auto" w:after="180"/>
+      </w:pPr>
+      <w:r>
+        <w:rPr>
+          <w:b w:val="0"/>
+        </w:rPr>
+        <w:t>Record the identity of the underlying case as well as the number of files.</w:t>
+      </w:r>
+    </w:p>
+    <w:p>
+      <w:pPr>
+        <w:spacing w:line="336" w:lineRule="auto" w:after="180"/>
+      </w:pPr>
+      <w:r>
+        <w:rPr>
+          <w:b w:val="0"/>
+        </w:rPr>
+        <w:t xml:space="preserve">Both shape and lighting matter to this question. A </w:t>
+      </w:r>
+      <w:r>
+        <w:rPr>
+          <w:b/>
+        </w:rPr>
+        <w:t>sample</w:t>
+      </w:r>
+      <w:r>
+        <w:rPr>
+          <w:b w:val="0"/>
+        </w:rPr>
+        <w:t xml:space="preserve"> with bright circles and dim squares includes each shape and each lighting label, yet still misses dim circles and bright squares.</w:t>
+      </w:r>
+    </w:p>
+    <w:p>
+      <w:pPr>
+        <w:spacing w:line="336" w:lineRule="auto" w:after="180"/>
+      </w:pPr>
+      <w:r>
+        <w:rPr>
+          <w:b w:val="0"/>
+        </w:rPr>
+        <w:t>Check combinations when the interaction could matter, not just whether each individual label appears somewhere.</w:t>
       </w:r>
     </w:p>
     <w:p>
@@ -681,8 +1300,26 @@
       </w:r>
     </w:p>
     <w:p>
-      <w:r>
-        <w:t>Point to the input, the deciding step and the result in this week’s visual. Explain the same step in ordinary words. A picture helps when you can say what each part represents.</w:t>
+      <w:pPr>
+        <w:spacing w:line="336" w:lineRule="auto" w:after="180"/>
+      </w:pPr>
+      <w:r>
+        <w:rPr>
+          <w:b w:val="0"/>
+        </w:rPr>
+        <w:t xml:space="preserve">Point to the </w:t>
+      </w:r>
+      <w:r>
+        <w:rPr>
+          <w:b/>
+        </w:rPr>
+        <w:t>input</w:t>
+      </w:r>
+      <w:r>
+        <w:rPr>
+          <w:b w:val="0"/>
+        </w:rPr>
+        <w:t>, the deciding step and the result in this week’s visual. Explain the same step in ordinary words. A picture helps when you can say what each part represents.</w:t>
       </w:r>
     </w:p>
     <w:p>
@@ -695,6 +1332,17 @@
     </w:p>
     <w:p>
       <w:r>
+        <w:t>Compare the supplied cases for Missing and Unbalanced Examples. Identify the detail that changes the conclusion.</w:t>
+      </w:r>
+    </w:p>
+    <w:p>
+      <w:pPr>
+        <w:spacing w:line="336" w:lineRule="auto" w:after="180"/>
+      </w:pPr>
+      <w:r>
+        <w:rPr>
+          <w:b/>
+        </w:rPr>
         <w:t>PICTURE GALLERY</w:t>
       </w:r>
     </w:p>
@@ -707,8 +1355,26 @@
       </w:r>
     </w:p>
     <w:p>
-      <w:r>
-        <w:t>Use the visual cue, then read the evidence carefully.</w:t>
+      <w:pPr>
+        <w:spacing w:line="336" w:lineRule="auto" w:after="180"/>
+      </w:pPr>
+      <w:r>
+        <w:rPr>
+          <w:b w:val="0"/>
+        </w:rPr>
+        <w:t xml:space="preserve">Use the visual cue, then read the </w:t>
+      </w:r>
+      <w:r>
+        <w:rPr>
+          <w:b/>
+        </w:rPr>
+        <w:t>evidence</w:t>
+      </w:r>
+      <w:r>
+        <w:rPr>
+          <w:b w:val="0"/>
+        </w:rPr>
+        <w:t xml:space="preserve"> carefully.</w:t>
       </w:r>
     </w:p>
     <w:p>
@@ -856,33 +1522,151 @@
       </w:r>
     </w:p>
     <w:p>
-      <w:r>
+      <w:pPr>
+        <w:pStyle w:val="Heading3"/>
+      </w:pPr>
+      <w:r>
+        <w:t>The case to investigate</w:t>
+      </w:r>
+    </w:p>
+    <w:p>
+      <w:pPr>
+        <w:spacing w:line="336" w:lineRule="auto" w:after="180"/>
+        <w:shd w:fill="F1F6FC"/>
+      </w:pPr>
+      <w:r>
+        <w:rPr>
+          <w:b w:val="0"/>
+        </w:rPr>
         <w:t>CASE 1 — Day photos  Clue: many clear examples. Meaning: strong represented condition.</w:t>
       </w:r>
     </w:p>
     <w:p>
-      <w:r>
-        <w:t>CASE 2 — Night photos  Clue: none available. Meaning: coverage gap.</w:t>
-      </w:r>
-    </w:p>
-    <w:p>
-      <w:r>
-        <w:t>CASE 3 — Cats 90, dogs 10  Clue: uneven class counts. Meaning: class imbalance.</w:t>
-      </w:r>
-    </w:p>
-    <w:p>
-      <w:r>
+      <w:pPr>
+        <w:pStyle w:val="Heading3"/>
+      </w:pPr>
+      <w:r>
+        <w:t>The case to investigate</w:t>
+      </w:r>
+    </w:p>
+    <w:p>
+      <w:pPr>
+        <w:spacing w:line="336" w:lineRule="auto" w:after="180"/>
+        <w:shd w:fill="F1F6FC"/>
+      </w:pPr>
+      <w:r>
+        <w:rPr>
+          <w:b w:val="0"/>
+        </w:rPr>
+        <w:t xml:space="preserve">CASE 2 — Night photos  Clue: none available. Meaning: </w:t>
+      </w:r>
+      <w:r>
+        <w:rPr>
+          <w:b/>
+        </w:rPr>
+        <w:t>coverage gap</w:t>
+      </w:r>
+      <w:r>
+        <w:rPr>
+          <w:b w:val="0"/>
+        </w:rPr>
+        <w:t>.</w:t>
+      </w:r>
+    </w:p>
+    <w:p>
+      <w:pPr>
+        <w:pStyle w:val="Heading3"/>
+      </w:pPr>
+      <w:r>
+        <w:t>The case to investigate</w:t>
+      </w:r>
+    </w:p>
+    <w:p>
+      <w:pPr>
+        <w:spacing w:line="336" w:lineRule="auto" w:after="180"/>
+        <w:shd w:fill="F1F6FC"/>
+      </w:pPr>
+      <w:r>
+        <w:rPr>
+          <w:b w:val="0"/>
+        </w:rPr>
+        <w:t xml:space="preserve">CASE 3 — Cats 90, dogs 10  Clue: uneven class counts. Meaning: class </w:t>
+      </w:r>
+      <w:r>
+        <w:rPr>
+          <w:b/>
+        </w:rPr>
+        <w:t>imbalance</w:t>
+      </w:r>
+      <w:r>
+        <w:rPr>
+          <w:b w:val="0"/>
+        </w:rPr>
+        <w:t>.</w:t>
+      </w:r>
+    </w:p>
+    <w:p>
+      <w:pPr>
+        <w:pStyle w:val="Heading3"/>
+      </w:pPr>
+      <w:r>
+        <w:t>The case to investigate</w:t>
+      </w:r>
+    </w:p>
+    <w:p>
+      <w:pPr>
+        <w:spacing w:line="336" w:lineRule="auto" w:after="180"/>
+        <w:shd w:fill="F1F6FC"/>
+      </w:pPr>
+      <w:r>
+        <w:rPr>
+          <w:b w:val="0"/>
+        </w:rPr>
         <w:t>CASE 4 — One dog copied 20 times  Clue: count rises, variety does not. Meaning: weak repair.</w:t>
       </w:r>
     </w:p>
     <w:p>
-      <w:r>
+      <w:pPr>
+        <w:pStyle w:val="Heading3"/>
+      </w:pPr>
+      <w:r>
+        <w:t>Keep this boundary clear</w:t>
+      </w:r>
+    </w:p>
+    <w:p>
+      <w:pPr>
+        <w:spacing w:line="336" w:lineRule="auto" w:after="180"/>
+        <w:shd w:fill="FFF5E6"/>
+      </w:pPr>
+      <w:r>
+        <w:rPr>
+          <w:b w:val="0"/>
+        </w:rPr>
         <w:t>BOUNDARY  Balance is about useful representation, not forcing every count to be identical without reason.</w:t>
       </w:r>
     </w:p>
     <w:p>
-      <w:r>
-        <w:t>Which two pictures are easiest to confuse? What evidence separates them?</w:t>
+      <w:pPr>
+        <w:spacing w:line="336" w:lineRule="auto" w:after="180"/>
+        <w:shd w:fill="F5F1FB"/>
+      </w:pPr>
+      <w:r>
+        <w:rPr>
+          <w:b w:val="0"/>
+        </w:rPr>
+        <w:t xml:space="preserve">Which two pictures are easiest to confuse? What </w:t>
+      </w:r>
+      <w:r>
+        <w:rPr>
+          <w:b/>
+        </w:rPr>
+        <w:t>evidence</w:t>
+      </w:r>
+      <w:r>
+        <w:rPr>
+          <w:b w:val="0"/>
+        </w:rPr>
+        <w:t xml:space="preserve"> separates them?</w:t>
       </w:r>
     </w:p>
     <w:p>
@@ -894,17 +1678,92 @@
       </w:r>
     </w:p>
     <w:p>
-      <w:r>
+      <w:pPr>
+        <w:pStyle w:val="Heading3"/>
+      </w:pPr>
+      <w:r>
+        <w:t>Change one thing</w:t>
+      </w:r>
+    </w:p>
+    <w:p>
+      <w:pPr>
+        <w:spacing w:line="336" w:lineRule="auto" w:after="180"/>
+        <w:shd w:fill="F5F1FB"/>
+      </w:pPr>
+      <w:r>
+        <w:rPr>
+          <w:b w:val="0"/>
+        </w:rPr>
         <w:t>Change: Add eight more bright plain cards and no dim cards.</w:t>
       </w:r>
     </w:p>
     <w:p>
-      <w:r>
-        <w:t>Prediction: The sample becomes larger but still has no dim coverage.</w:t>
-      </w:r>
-    </w:p>
-    <w:p>
-      <w:r>
+      <w:pPr>
+        <w:pStyle w:val="Heading3"/>
+      </w:pPr>
+      <w:r>
+        <w:t>Predicted result</w:t>
+      </w:r>
+    </w:p>
+    <w:p>
+      <w:pPr>
+        <w:spacing w:line="336" w:lineRule="auto" w:after="180"/>
+        <w:shd w:fill="F1F6FC"/>
+      </w:pPr>
+      <w:r>
+        <w:rPr>
+          <w:b/>
+        </w:rPr>
+        <w:t>Prediction</w:t>
+      </w:r>
+      <w:r>
+        <w:rPr>
+          <w:b w:val="0"/>
+        </w:rPr>
+        <w:t xml:space="preserve">: The </w:t>
+      </w:r>
+      <w:r>
+        <w:rPr>
+          <w:b/>
+        </w:rPr>
+        <w:t>sample</w:t>
+      </w:r>
+      <w:r>
+        <w:rPr>
+          <w:b w:val="0"/>
+        </w:rPr>
+        <w:t xml:space="preserve"> becomes larger but still has no dim </w:t>
+      </w:r>
+      <w:r>
+        <w:rPr>
+          <w:b/>
+        </w:rPr>
+        <w:t>coverage</w:t>
+      </w:r>
+      <w:r>
+        <w:rPr>
+          <w:b w:val="0"/>
+        </w:rPr>
+        <w:t>.</w:t>
+      </w:r>
+    </w:p>
+    <w:p>
+      <w:pPr>
+        <w:pStyle w:val="Heading3"/>
+      </w:pPr>
+      <w:r>
+        <w:t>Why the result follows</w:t>
+      </w:r>
+    </w:p>
+    <w:p>
+      <w:pPr>
+        <w:spacing w:line="336" w:lineRule="auto" w:after="180"/>
+        <w:shd w:fill="F1F6FC"/>
+      </w:pPr>
+      <w:r>
+        <w:rPr>
+          <w:b w:val="0"/>
+        </w:rPr>
         <w:t>Reason: The missing lighting condition remains untested.</w:t>
       </w:r>
     </w:p>
@@ -918,6 +1777,17 @@
     </w:p>
     <w:p>
       <w:r>
+        <w:t>Use the vocabulary of Missing and Unbalanced Examples to explain a concrete decision, rather than only memorising definitions.</w:t>
+      </w:r>
+    </w:p>
+    <w:p>
+      <w:pPr>
+        <w:spacing w:line="336" w:lineRule="auto" w:after="180"/>
+      </w:pPr>
+      <w:r>
+        <w:rPr>
+          <w:b/>
+        </w:rPr>
         <w:t>VOCABULARY</w:t>
       </w:r>
     </w:p>
@@ -930,7 +1800,13 @@
       </w:r>
     </w:p>
     <w:p>
-      <w:r>
+      <w:pPr>
+        <w:spacing w:line="336" w:lineRule="auto" w:after="180"/>
+      </w:pPr>
+      <w:r>
+        <w:rPr>
+          <w:b w:val="0"/>
+        </w:rPr>
         <w:t>The badge is a memory cue; the definition does the real thinking work.</w:t>
       </w:r>
     </w:p>
@@ -1254,17 +2130,57 @@
       </w:r>
     </w:p>
     <w:p>
-      <w:r>
+      <w:pPr>
+        <w:pStyle w:val="Heading3"/>
+      </w:pPr>
+      <w:r>
+        <w:t>Find the unsupported claim</w:t>
+      </w:r>
+    </w:p>
+    <w:p>
+      <w:pPr>
+        <w:spacing w:line="336" w:lineRule="auto" w:after="180"/>
+        <w:shd w:fill="F5F1FB"/>
+      </w:pPr>
+      <w:r>
+        <w:rPr>
+          <w:b w:val="0"/>
+        </w:rPr>
         <w:t>CLAIM TO REPAIR  A model can infer missing conditions automatically.</w:t>
       </w:r>
     </w:p>
     <w:p>
-      <w:r>
-        <w:t>Use one vocabulary word and one piece of evidence to repair it:</w:t>
-      </w:r>
-    </w:p>
-    <w:p>
-      <w:r>
+      <w:pPr>
+        <w:spacing w:line="336" w:lineRule="auto" w:after="180"/>
+      </w:pPr>
+      <w:r>
+        <w:rPr>
+          <w:b w:val="0"/>
+        </w:rPr>
+        <w:t xml:space="preserve">Use one vocabulary word and one piece of </w:t>
+      </w:r>
+      <w:r>
+        <w:rPr>
+          <w:b/>
+        </w:rPr>
+        <w:t>evidence</w:t>
+      </w:r>
+      <w:r>
+        <w:rPr>
+          <w:b w:val="0"/>
+        </w:rPr>
+        <w:t xml:space="preserve"> to repair it:</w:t>
+      </w:r>
+    </w:p>
+    <w:p>
+      <w:pPr>
+        <w:spacing w:line="336" w:lineRule="auto" w:after="180"/>
+        <w:shd w:fill="EDF7F3"/>
+      </w:pPr>
+      <w:r>
+        <w:rPr>
+          <w:b w:val="0"/>
+        </w:rPr>
         <w:t>WORD POWER  A strong definition helps you decide something in a new case.</w:t>
       </w:r>
     </w:p>
@@ -1432,6 +2348,17 @@
     </w:p>
     <w:p>
       <w:r>
+        <w:t>Follow the worked trace for Missing and Unbalanced Examples, predict a step, then compare with its explanation.</w:t>
+      </w:r>
+    </w:p>
+    <w:p>
+      <w:pPr>
+        <w:spacing w:line="336" w:lineRule="auto" w:after="180"/>
+      </w:pPr>
+      <w:r>
+        <w:rPr>
+          <w:b/>
+        </w:rPr>
         <w:t>WORKED EXAMPLE</w:t>
       </w:r>
     </w:p>
@@ -1444,8 +2371,26 @@
       </w:r>
     </w:p>
     <w:p>
-      <w:r>
-        <w:t>Every step connects a claim to observable evidence.</w:t>
+      <w:pPr>
+        <w:spacing w:line="336" w:lineRule="auto" w:after="180"/>
+      </w:pPr>
+      <w:r>
+        <w:rPr>
+          <w:b w:val="0"/>
+        </w:rPr>
+        <w:t xml:space="preserve">Every step connects a claim to observable </w:t>
+      </w:r>
+      <w:r>
+        <w:rPr>
+          <w:b/>
+        </w:rPr>
+        <w:t>evidence</w:t>
+      </w:r>
+      <w:r>
+        <w:rPr>
+          <w:b w:val="0"/>
+        </w:rPr>
+        <w:t>.</w:t>
       </w:r>
     </w:p>
     <w:p>
@@ -1485,38 +2430,153 @@
       </w:r>
     </w:p>
     <w:p>
-      <w:r>
+      <w:pPr>
+        <w:pStyle w:val="Heading3"/>
+      </w:pPr>
+      <w:r>
+        <w:t>The case to investigate</w:t>
+      </w:r>
+    </w:p>
+    <w:p>
+      <w:pPr>
+        <w:spacing w:line="336" w:lineRule="auto" w:after="180"/>
+        <w:shd w:fill="F1F6FC"/>
+      </w:pPr>
+      <w:r>
+        <w:rPr>
+          <w:b w:val="0"/>
+        </w:rPr>
         <w:t>CASE  An animal recognizer trained only on bright daytime photos may fail on the same animals at night.</w:t>
       </w:r>
     </w:p>
     <w:p>
-      <w:r>
+      <w:pPr>
+        <w:pStyle w:val="Heading3"/>
+      </w:pPr>
+      <w:r>
+        <w:t>Step 1</w:t>
+      </w:r>
+    </w:p>
+    <w:p>
+      <w:pPr>
+        <w:spacing w:line="336" w:lineRule="auto" w:after="180"/>
+        <w:shd w:fill="F4F9FC"/>
+      </w:pPr>
+      <w:r>
+        <w:rPr>
+          <w:b w:val="0"/>
+        </w:rPr>
         <w:t>STEP 1 — OBSERVE  example set with represented and absent conditions</w:t>
       </w:r>
     </w:p>
     <w:p>
-      <w:r>
-        <w:t>STEP 2 — TRACE  learn patterns from available coverage</w:t>
-      </w:r>
-    </w:p>
-    <w:p>
-      <w:r>
+      <w:pPr>
+        <w:pStyle w:val="Heading3"/>
+      </w:pPr>
+      <w:r>
+        <w:t>Step 2</w:t>
+      </w:r>
+    </w:p>
+    <w:p>
+      <w:pPr>
+        <w:spacing w:line="336" w:lineRule="auto" w:after="180"/>
+        <w:shd w:fill="F4F9FC"/>
+      </w:pPr>
+      <w:r>
+        <w:rPr>
+          <w:b w:val="0"/>
+        </w:rPr>
+        <w:t xml:space="preserve">STEP 2 — TRACE  learn patterns from available </w:t>
+      </w:r>
+      <w:r>
+        <w:rPr>
+          <w:b/>
+        </w:rPr>
+        <w:t>coverage</w:t>
+      </w:r>
+    </w:p>
+    <w:p>
+      <w:pPr>
+        <w:pStyle w:val="Heading3"/>
+      </w:pPr>
+      <w:r>
+        <w:t>Step 3</w:t>
+      </w:r>
+    </w:p>
+    <w:p>
+      <w:pPr>
+        <w:spacing w:line="336" w:lineRule="auto" w:after="180"/>
+        <w:shd w:fill="F4F9FC"/>
+      </w:pPr>
+      <w:r>
+        <w:rPr>
+          <w:b w:val="0"/>
+        </w:rPr>
         <w:t>STEP 3 — CONCLUDE  uneven performance across conditions</w:t>
       </w:r>
     </w:p>
     <w:p>
-      <w:r>
+      <w:pPr>
+        <w:pStyle w:val="Heading3"/>
+      </w:pPr>
+      <w:r>
+        <w:t>Model answer</w:t>
+      </w:r>
+    </w:p>
+    <w:p>
+      <w:pPr>
+        <w:spacing w:line="336" w:lineRule="auto" w:after="180"/>
+        <w:shd w:fill="F1F6FC"/>
+      </w:pPr>
+      <w:r>
+        <w:rPr>
+          <w:b w:val="0"/>
+        </w:rPr>
         <w:t>MODEL REASONING  The model may rely on bright backgrounds or fail to detect shapes in low light. Collect varied night examples for every relevant animal and preserve a separate night test set to evaluate the repair.</w:t>
       </w:r>
     </w:p>
     <w:p>
-      <w:r>
+      <w:pPr>
+        <w:pStyle w:val="Heading3"/>
+      </w:pPr>
+      <w:r>
+        <w:t>A claim to avoid</w:t>
+      </w:r>
+    </w:p>
+    <w:p>
+      <w:pPr>
+        <w:spacing w:line="336" w:lineRule="auto" w:after="180"/>
+        <w:shd w:fill="FFF5E6"/>
+      </w:pPr>
+      <w:r>
+        <w:rPr>
+          <w:b w:val="0"/>
+        </w:rPr>
         <w:t>DO NOT OVERCLAIM  Balance is about useful representation, not forcing every count to be identical without reason.</w:t>
       </w:r>
     </w:p>
     <w:p>
-      <w:r>
-        <w:t>What new evidence could change this answer?</w:t>
+      <w:pPr>
+        <w:spacing w:line="336" w:lineRule="auto" w:after="180"/>
+        <w:shd w:fill="F5F1FB"/>
+      </w:pPr>
+      <w:r>
+        <w:rPr>
+          <w:b w:val="0"/>
+        </w:rPr>
+        <w:t xml:space="preserve">What new </w:t>
+      </w:r>
+      <w:r>
+        <w:rPr>
+          <w:b/>
+        </w:rPr>
+        <w:t>evidence</w:t>
+      </w:r>
+      <w:r>
+        <w:rPr>
+          <w:b w:val="0"/>
+        </w:rPr>
+        <w:t xml:space="preserve"> could change this answer?</w:t>
       </w:r>
     </w:p>
     <w:p>
@@ -1703,25 +2763,115 @@
       </w:tr>
     </w:tbl>
     <w:p>
-      <w:r>
-        <w:t>For a broad estimate, a chance-based plan should start from a suitable complete list and use a documented selection procedure. For investigating missing conditions, deliberately selecting cases from each condition can be useful. State which purpose you chose. A set built to expose problems is not automatically a faithful miniature of everyday use.</w:t>
-      </w:r>
-    </w:p>
-    <w:p>
-      <w:r>
-        <w:t>Selection bias is about a systematic feature of the selection process, not whether a person had bad intentions. Choosing only easy-to-reach, bright cards can leave harder conditions out. More cases from the same narrow source may repeat that gap. A larger sample cannot by itself repair a frame that excludes relevant cases.</w:t>
-      </w:r>
-    </w:p>
-    <w:p>
       <w:pPr>
         <w:pStyle w:val="Heading3"/>
       </w:pPr>
       <w:r>
+        <w:t>Worked explanation · Missing and Unbalanced Examples</w:t>
+      </w:r>
+    </w:p>
+    <w:p>
+      <w:pPr>
+        <w:spacing w:line="336" w:lineRule="auto" w:after="180"/>
+        <w:shd w:fill="F1F6FC"/>
+      </w:pPr>
+      <w:r>
+        <w:rPr>
+          <w:b w:val="0"/>
+        </w:rPr>
+        <w:t>For a broad estimate, a chance-based plan should start from a suitable complete list and use a documented selection procedure.</w:t>
+      </w:r>
+    </w:p>
+    <w:p>
+      <w:pPr>
+        <w:spacing w:line="336" w:lineRule="auto" w:after="180"/>
+        <w:shd w:fill="F1F6FC"/>
+      </w:pPr>
+      <w:r>
+        <w:rPr>
+          <w:b w:val="0"/>
+        </w:rPr>
+        <w:t>For investigating missing conditions, deliberately selecting cases from each condition can be useful. State which purpose you chose. A set built to expose problems is not automatically a faithful miniature of everyday use.</w:t>
+      </w:r>
+    </w:p>
+    <w:p>
+      <w:pPr>
+        <w:pStyle w:val="Heading3"/>
+      </w:pPr>
+      <w:r>
+        <w:t>Worked explanation · Missing and Unbalanced Examples</w:t>
+      </w:r>
+    </w:p>
+    <w:p>
+      <w:pPr>
+        <w:spacing w:line="336" w:lineRule="auto" w:after="180"/>
+        <w:shd w:fill="F1F6FC"/>
+      </w:pPr>
+      <w:r>
+        <w:rPr>
+          <w:b/>
+        </w:rPr>
+        <w:t>Selection bias</w:t>
+      </w:r>
+      <w:r>
+        <w:rPr>
+          <w:b w:val="0"/>
+        </w:rPr>
+        <w:t xml:space="preserve"> is about a systematic feature of the selection </w:t>
+      </w:r>
+      <w:r>
+        <w:rPr>
+          <w:b/>
+        </w:rPr>
+        <w:t>process</w:t>
+      </w:r>
+      <w:r>
+        <w:rPr>
+          <w:b w:val="0"/>
+        </w:rPr>
+        <w:t>, not whether a person had bad intentions. Choosing only easy-to-reach, bright cards can leave harder conditions out.</w:t>
+      </w:r>
+    </w:p>
+    <w:p>
+      <w:pPr>
+        <w:spacing w:line="336" w:lineRule="auto" w:after="180"/>
+        <w:shd w:fill="F1F6FC"/>
+      </w:pPr>
+      <w:r>
+        <w:rPr>
+          <w:b w:val="0"/>
+        </w:rPr>
+        <w:t xml:space="preserve">More cases from the same narrow source may repeat that gap. A larger </w:t>
+      </w:r>
+      <w:r>
+        <w:rPr>
+          <w:b/>
+        </w:rPr>
+        <w:t>sample</w:t>
+      </w:r>
+      <w:r>
+        <w:rPr>
+          <w:b w:val="0"/>
+        </w:rPr>
+        <w:t xml:space="preserve"> cannot by itself repair a frame that excludes relevant cases.</w:t>
+      </w:r>
+    </w:p>
+    <w:p>
+      <w:pPr>
+        <w:pStyle w:val="Heading3"/>
+      </w:pPr>
+      <w:r>
         <w:t>Learn from the worked case</w:t>
       </w:r>
     </w:p>
     <w:p>
-      <w:r>
+      <w:pPr>
+        <w:spacing w:line="336" w:lineRule="auto" w:after="180"/>
+      </w:pPr>
+      <w:r>
+        <w:rPr>
+          <w:b w:val="0"/>
+        </w:rPr>
         <w:t>Cover the result before checking it. Say what is given, choose the procedure, and follow one step at a time. Then uncover the result and explain your first mismatch. Ask why a step is allowed, not only what number it produces.</w:t>
       </w:r>
     </w:p>
@@ -1734,7 +2884,13 @@
       </w:r>
     </w:p>
     <w:p>
-      <w:r>
+      <w:pPr>
+        <w:spacing w:line="336" w:lineRule="auto" w:after="180"/>
+      </w:pPr>
+      <w:r>
+        <w:rPr>
+          <w:b w:val="0"/>
+        </w:rPr>
         <w:t>A fictional badge reader will be used in both bright and dim rooms.</w:t>
       </w:r>
     </w:p>
@@ -1747,13 +2903,55 @@
       </w:r>
     </w:p>
     <w:p>
-      <w:r>
+      <w:pPr>
+        <w:pStyle w:val="Heading3"/>
+      </w:pPr>
+      <w:r>
+        <w:t>Supplied facts</w:t>
+      </w:r>
+    </w:p>
+    <w:p>
+      <w:pPr>
+        <w:spacing w:line="336" w:lineRule="auto" w:after="180"/>
+        <w:shd w:fill="F1F6FC"/>
+      </w:pPr>
+      <w:r>
+        <w:rPr>
+          <w:b w:val="0"/>
+        </w:rPr>
         <w:t>Intended target has 8 bright plain,8 bright patterned,8 dim plain,8 dim patterned cards.</w:t>
       </w:r>
     </w:p>
     <w:p>
-      <w:r>
-        <w:t>A development sample contains 6 bright plain cards and 2 bright patterned cards; no dim cards.</w:t>
+      <w:pPr>
+        <w:pStyle w:val="Heading3"/>
+      </w:pPr>
+      <w:r>
+        <w:t>Supplied facts</w:t>
+      </w:r>
+    </w:p>
+    <w:p>
+      <w:pPr>
+        <w:spacing w:line="336" w:lineRule="auto" w:after="180"/>
+        <w:shd w:fill="F1F6FC"/>
+      </w:pPr>
+      <w:r>
+        <w:rPr>
+          <w:b w:val="0"/>
+        </w:rPr>
+        <w:t xml:space="preserve">A development </w:t>
+      </w:r>
+      <w:r>
+        <w:rPr>
+          <w:b/>
+        </w:rPr>
+        <w:t>sample</w:t>
+      </w:r>
+      <w:r>
+        <w:rPr>
+          <w:b w:val="0"/>
+        </w:rPr>
+        <w:t xml:space="preserve"> contains 6 bright plain cards and 2 bright patterned cards; no dim cards.</w:t>
       </w:r>
     </w:p>
     <w:p>
@@ -1974,30 +3172,132 @@
       </w:r>
     </w:p>
     <w:p>
-      <w:r>
-        <w:t>Adding more bright cards can increase sample size without addressing the missing condition. A coverage check asks which relevant situations are absent, not merely how many rows exist. Deliberately selecting dim cases helps investigate those conditions, but the resulting test should not be advertised as a random survey unless its selection really was random.</w:t>
-      </w:r>
-    </w:p>
-    <w:p>
       <w:pPr>
         <w:pStyle w:val="Heading3"/>
       </w:pPr>
       <w:r>
+        <w:t>Why the result follows</w:t>
+      </w:r>
+    </w:p>
+    <w:p>
+      <w:pPr>
+        <w:spacing w:line="336" w:lineRule="auto" w:after="180"/>
+        <w:shd w:fill="F1F6FC"/>
+      </w:pPr>
+      <w:r>
+        <w:rPr>
+          <w:b w:val="0"/>
+        </w:rPr>
+        <w:t xml:space="preserve">Adding more bright cards can increase </w:t>
+      </w:r>
+      <w:r>
+        <w:rPr>
+          <w:b/>
+        </w:rPr>
+        <w:t>sample</w:t>
+      </w:r>
+      <w:r>
+        <w:rPr>
+          <w:b w:val="0"/>
+        </w:rPr>
+        <w:t xml:space="preserve"> size without addressing the missing condition. A </w:t>
+      </w:r>
+      <w:r>
+        <w:rPr>
+          <w:b/>
+        </w:rPr>
+        <w:t>coverage</w:t>
+      </w:r>
+      <w:r>
+        <w:rPr>
+          <w:b w:val="0"/>
+        </w:rPr>
+        <w:t xml:space="preserve"> check asks which relevant situations are absent, not merely how many rows exist.</w:t>
+      </w:r>
+    </w:p>
+    <w:p>
+      <w:pPr>
+        <w:spacing w:line="336" w:lineRule="auto" w:after="180"/>
+        <w:shd w:fill="F1F6FC"/>
+      </w:pPr>
+      <w:r>
+        <w:rPr>
+          <w:b w:val="0"/>
+        </w:rPr>
+        <w:t>Deliberately selecting dim cases helps investigate those conditions, but the resulting test should not be advertised as a random survey unless its selection really was random.</w:t>
+      </w:r>
+    </w:p>
+    <w:p>
+      <w:pPr>
+        <w:pStyle w:val="Heading3"/>
+      </w:pPr>
+      <w:r>
         <w:t>What this example does not establish</w:t>
       </w:r>
     </w:p>
     <w:p>
-      <w:r>
-        <w:t>Coverage does not guarantee accuracy, and targeted cases alone do not supply a population-wide success estimate.</w:t>
-      </w:r>
-    </w:p>
-    <w:p>
-      <w:r>
+      <w:pPr>
+        <w:pStyle w:val="Heading3"/>
+      </w:pPr>
+      <w:r>
+        <w:t>Keep the stated limit</w:t>
+      </w:r>
+    </w:p>
+    <w:p>
+      <w:pPr>
+        <w:spacing w:line="336" w:lineRule="auto" w:after="180"/>
+        <w:shd w:fill="FFF5E6"/>
+      </w:pPr>
+      <w:r>
+        <w:rPr>
+          <w:b/>
+        </w:rPr>
+        <w:t>Coverage</w:t>
+      </w:r>
+      <w:r>
+        <w:rPr>
+          <w:b w:val="0"/>
+        </w:rPr>
+        <w:t xml:space="preserve"> does not guarantee accuracy, and targeted cases alone do not supply a population-wide success estimate.</w:t>
+      </w:r>
+    </w:p>
+    <w:p>
+      <w:pPr>
+        <w:pStyle w:val="Heading3"/>
+      </w:pPr>
+      <w:r>
+        <w:t>Keep the stated limit</w:t>
+      </w:r>
+    </w:p>
+    <w:p>
+      <w:pPr>
+        <w:spacing w:line="336" w:lineRule="auto" w:after="180"/>
+        <w:shd w:fill="FFF5E6"/>
+      </w:pPr>
+      <w:r>
+        <w:rPr>
+          <w:b w:val="0"/>
+        </w:rPr>
         <w:t>Read the labelled picture: Would testing only dim plain cards close every current gap? Point to the target groups.</w:t>
       </w:r>
     </w:p>
     <w:p>
-      <w:r>
+      <w:pPr>
+        <w:pStyle w:val="Heading3"/>
+      </w:pPr>
+      <w:r>
+        <w:t>Keep the stated limit</w:t>
+      </w:r>
+    </w:p>
+    <w:p>
+      <w:pPr>
+        <w:spacing w:line="336" w:lineRule="auto" w:after="180"/>
+        <w:shd w:fill="FFF5E6"/>
+      </w:pPr>
+      <w:r>
+        <w:rPr>
+          <w:b w:val="0"/>
+        </w:rPr>
         <w:t>Change one thing: Add eight more bright plain cards and no dim cards. Predict the result before checking the explanation. What remains the same?</w:t>
       </w:r>
     </w:p>
@@ -2011,6 +3311,17 @@
     </w:p>
     <w:p>
       <w:r>
+        <w:t>Find the unsupported step in the Missing and Unbalanced Examples claim and explain a repair using the supplied evidence.</w:t>
+      </w:r>
+    </w:p>
+    <w:p>
+      <w:pPr>
+        <w:spacing w:line="336" w:lineRule="auto" w:after="180"/>
+      </w:pPr>
+      <w:r>
+        <w:rPr>
+          <w:b/>
+        </w:rPr>
         <w:t>COMPARE</w:t>
       </w:r>
     </w:p>
@@ -2023,7 +3334,13 @@
       </w:r>
     </w:p>
     <w:p>
-      <w:r>
+      <w:pPr>
+        <w:spacing w:line="336" w:lineRule="auto" w:after="180"/>
+      </w:pPr>
+      <w:r>
+        <w:rPr>
+          <w:b w:val="0"/>
+        </w:rPr>
         <w:t>A comparison helps reveal the true concept boundary.</w:t>
       </w:r>
     </w:p>
@@ -2211,53 +3528,214 @@
       </w:r>
     </w:p>
     <w:p>
-      <w:r>
+      <w:pPr>
+        <w:pStyle w:val="Heading3"/>
+      </w:pPr>
+      <w:r>
+        <w:t>Challenge claim A</w:t>
+      </w:r>
+    </w:p>
+    <w:p>
+      <w:pPr>
+        <w:spacing w:line="336" w:lineRule="auto" w:after="180"/>
+        <w:shd w:fill="F5F1FB"/>
+      </w:pPr>
+      <w:r>
+        <w:rPr>
+          <w:b w:val="0"/>
+        </w:rPr>
         <w:t>CLAIM A  A model can infer missing conditions automatically.</w:t>
       </w:r>
     </w:p>
     <w:p>
-      <w:r>
+      <w:pPr>
+        <w:spacing w:line="336" w:lineRule="auto" w:after="180"/>
+      </w:pPr>
+      <w:r>
+        <w:rPr>
+          <w:b w:val="0"/>
+        </w:rPr>
         <w:t>Repair:</w:t>
       </w:r>
     </w:p>
     <w:p>
-      <w:r>
+      <w:pPr>
+        <w:pStyle w:val="Heading3"/>
+      </w:pPr>
+      <w:r>
+        <w:t>Challenge claim B</w:t>
+      </w:r>
+    </w:p>
+    <w:p>
+      <w:pPr>
+        <w:spacing w:line="336" w:lineRule="auto" w:after="180"/>
+        <w:shd w:fill="F5F1FB"/>
+      </w:pPr>
+      <w:r>
+        <w:rPr>
+          <w:b w:val="0"/>
+        </w:rPr>
         <w:t>CLAIM B  Copying rare examples many times creates new variety.</w:t>
       </w:r>
     </w:p>
     <w:p>
-      <w:r>
+      <w:pPr>
+        <w:spacing w:line="336" w:lineRule="auto" w:after="180"/>
+      </w:pPr>
+      <w:r>
+        <w:rPr>
+          <w:b w:val="0"/>
+        </w:rPr>
         <w:t>Repair:</w:t>
       </w:r>
     </w:p>
     <w:p>
-      <w:r>
-        <w:t>STRONG ANSWER FRAME  I claim ______ because the evidence shows ______. The process is ______. One limit is ______.</w:t>
-      </w:r>
-    </w:p>
-    <w:p>
       <w:pPr>
         <w:pStyle w:val="Heading3"/>
       </w:pPr>
       <w:r>
+        <w:t>A frame for explaining</w:t>
+      </w:r>
+    </w:p>
+    <w:p>
+      <w:pPr>
+        <w:spacing w:line="336" w:lineRule="auto" w:after="180"/>
+        <w:shd w:fill="F1F6FC"/>
+      </w:pPr>
+      <w:r>
+        <w:rPr>
+          <w:b w:val="0"/>
+        </w:rPr>
+        <w:t xml:space="preserve">STRONG ANSWER FRAME  I claim ______ because the </w:t>
+      </w:r>
+      <w:r>
+        <w:rPr>
+          <w:b/>
+        </w:rPr>
+        <w:t>evidence</w:t>
+      </w:r>
+      <w:r>
+        <w:rPr>
+          <w:b w:val="0"/>
+        </w:rPr>
+        <w:t xml:space="preserve"> shows ______. The </w:t>
+      </w:r>
+      <w:r>
+        <w:rPr>
+          <w:b/>
+        </w:rPr>
+        <w:t>process</w:t>
+      </w:r>
+      <w:r>
+        <w:rPr>
+          <w:b w:val="0"/>
+        </w:rPr>
+        <w:t xml:space="preserve"> is ______. One limit is ______.</w:t>
+      </w:r>
+    </w:p>
+    <w:p>
+      <w:pPr>
+        <w:pStyle w:val="Heading3"/>
+      </w:pPr>
+      <w:r>
         <w:t>A closer explanation</w:t>
       </w:r>
     </w:p>
     <w:p>
-      <w:r>
-        <w:t>A careful report identifies the target, frame, selection method, distinct cases, assessed outcomes and gaps. For the original sample: 5 of 6 selected bright-circle cards were correct; the 18 cards in other conditions were not assessed. This is useful evidence with a narrow reach, not a score for all future images.</w:t>
-      </w:r>
-    </w:p>
-    <w:p>
-      <w:r>
-        <w:t>Even checking all 24 cards answers a question about that fixed collection and that recogniser version. New image sources, different lighting or other shapes introduce new cases. Revisit the target and the coverage plan when the intended use changes.</w:t>
-      </w:r>
-    </w:p>
-    <w:p>
       <w:pPr>
         <w:pStyle w:val="Heading3"/>
       </w:pPr>
       <w:r>
+        <w:t>Check the claim against the facts</w:t>
+      </w:r>
+    </w:p>
+    <w:p>
+      <w:pPr>
+        <w:spacing w:line="336" w:lineRule="auto" w:after="180"/>
+        <w:shd w:fill="FFF5E6"/>
+      </w:pPr>
+      <w:r>
+        <w:rPr>
+          <w:b w:val="0"/>
+        </w:rPr>
+        <w:t>A careful report identifies the target, frame, selection method, distinct cases, assessed outcomes and gaps.</w:t>
+      </w:r>
+    </w:p>
+    <w:p>
+      <w:pPr>
+        <w:spacing w:line="336" w:lineRule="auto" w:after="180"/>
+        <w:shd w:fill="FFF5E6"/>
+      </w:pPr>
+      <w:r>
+        <w:rPr>
+          <w:b w:val="0"/>
+        </w:rPr>
+        <w:t xml:space="preserve">For the original </w:t>
+      </w:r>
+      <w:r>
+        <w:rPr>
+          <w:b/>
+        </w:rPr>
+        <w:t>sample</w:t>
+      </w:r>
+      <w:r>
+        <w:rPr>
+          <w:b w:val="0"/>
+        </w:rPr>
+        <w:t xml:space="preserve">: 5 of 6 selected bright-circle cards were correct; the 18 cards in other conditions were not assessed. This is useful </w:t>
+      </w:r>
+      <w:r>
+        <w:rPr>
+          <w:b/>
+        </w:rPr>
+        <w:t>evidence</w:t>
+      </w:r>
+      <w:r>
+        <w:rPr>
+          <w:b w:val="0"/>
+        </w:rPr>
+        <w:t xml:space="preserve"> with a narrow reach, not a score for all future images.</w:t>
+      </w:r>
+    </w:p>
+    <w:p>
+      <w:pPr>
+        <w:spacing w:line="336" w:lineRule="auto" w:after="180"/>
+      </w:pPr>
+      <w:r>
+        <w:rPr>
+          <w:b w:val="0"/>
+        </w:rPr>
+        <w:t>Even checking all 24 cards answers a question about that fixed collection and that recogniser version. New image sources, different lighting or other shapes introduce new cases.</w:t>
+      </w:r>
+    </w:p>
+    <w:p>
+      <w:pPr>
+        <w:spacing w:line="336" w:lineRule="auto" w:after="180"/>
+      </w:pPr>
+      <w:r>
+        <w:rPr>
+          <w:b w:val="0"/>
+        </w:rPr>
+        <w:t xml:space="preserve">Revisit the target and the </w:t>
+      </w:r>
+      <w:r>
+        <w:rPr>
+          <w:b/>
+        </w:rPr>
+        <w:t>coverage</w:t>
+      </w:r>
+      <w:r>
+        <w:rPr>
+          <w:b w:val="0"/>
+        </w:rPr>
+        <w:t xml:space="preserve"> plan when the intended use changes.</w:t>
+      </w:r>
+    </w:p>
+    <w:p>
+      <w:pPr>
+        <w:pStyle w:val="Heading3"/>
+      </w:pPr>
+      <w:r>
         <w:t>A tester collects 100 more bright-circle images and says the absence of dim-square tests no longer matters. Explain what increased and what coverage gap remains</w:t>
       </w:r>
     </w:p>
@@ -2291,6 +3769,17 @@
     </w:p>
     <w:p>
       <w:r>
+        <w:t>Practise Missing and Unbalanced Examples with support, then explain the deciding step in your own words.</w:t>
+      </w:r>
+    </w:p>
+    <w:p>
+      <w:pPr>
+        <w:spacing w:line="336" w:lineRule="auto" w:after="180"/>
+      </w:pPr>
+      <w:r>
+        <w:rPr>
+          <w:b/>
+        </w:rPr>
         <w:t>GUIDED PRACTICE</w:t>
       </w:r>
     </w:p>
@@ -2303,7 +3792,13 @@
       </w:r>
     </w:p>
     <w:p>
-      <w:r>
+      <w:pPr>
+        <w:spacing w:line="336" w:lineRule="auto" w:after="180"/>
+      </w:pPr>
+      <w:r>
+        <w:rPr>
+          <w:b w:val="0"/>
+        </w:rPr>
         <w:t>Use support now so you can succeed independently later.</w:t>
       </w:r>
     </w:p>
@@ -2344,46 +3839,168 @@
       </w:r>
     </w:p>
     <w:p>
-      <w:r>
+      <w:pPr>
+        <w:spacing w:line="336" w:lineRule="auto" w:after="180"/>
+      </w:pPr>
+      <w:r>
+        <w:rPr>
+          <w:b w:val="0"/>
+        </w:rPr>
         <w:t>Explain how the picture story demonstrates this idea: What is absent can shape a system's failures.</w:t>
       </w:r>
     </w:p>
     <w:p>
-      <w:r>
-        <w:t>Use a fresh example to explain missing example.</w:t>
-      </w:r>
-    </w:p>
-    <w:p>
-      <w:r>
-        <w:t>Trace a new input → process → output example.</w:t>
-      </w:r>
-    </w:p>
-    <w:p>
-      <w:r>
+      <w:pPr>
+        <w:spacing w:line="336" w:lineRule="auto" w:after="180"/>
+      </w:pPr>
+      <w:r>
+        <w:rPr>
+          <w:b w:val="0"/>
+        </w:rPr>
+        <w:t xml:space="preserve">Use a fresh example to explain </w:t>
+      </w:r>
+      <w:r>
+        <w:rPr>
+          <w:b/>
+        </w:rPr>
+        <w:t>missing example</w:t>
+      </w:r>
+      <w:r>
+        <w:rPr>
+          <w:b w:val="0"/>
+        </w:rPr>
+        <w:t>.</w:t>
+      </w:r>
+    </w:p>
+    <w:p>
+      <w:pPr>
+        <w:spacing w:line="336" w:lineRule="auto" w:after="180"/>
+      </w:pPr>
+      <w:r>
+        <w:rPr>
+          <w:b w:val="0"/>
+        </w:rPr>
+        <w:t xml:space="preserve">Trace a new </w:t>
+      </w:r>
+      <w:r>
+        <w:rPr>
+          <w:b/>
+        </w:rPr>
+        <w:t>input</w:t>
+      </w:r>
+      <w:r>
+        <w:rPr>
+          <w:b w:val="0"/>
+        </w:rPr>
+        <w:t xml:space="preserve"> → </w:t>
+      </w:r>
+      <w:r>
+        <w:rPr>
+          <w:b/>
+        </w:rPr>
+        <w:t>process</w:t>
+      </w:r>
+      <w:r>
+        <w:rPr>
+          <w:b w:val="0"/>
+        </w:rPr>
+        <w:t xml:space="preserve"> → </w:t>
+      </w:r>
+      <w:r>
+        <w:rPr>
+          <w:b/>
+        </w:rPr>
+        <w:t>output</w:t>
+      </w:r>
+      <w:r>
+        <w:rPr>
+          <w:b w:val="0"/>
+        </w:rPr>
+        <w:t xml:space="preserve"> example.</w:t>
+      </w:r>
+    </w:p>
+    <w:p>
+      <w:pPr>
+        <w:spacing w:line="336" w:lineRule="auto" w:after="180"/>
+      </w:pPr>
+      <w:r>
+        <w:rPr>
+          <w:b w:val="0"/>
+        </w:rPr>
         <w:t>Find and repair the error in: Copying rare examples many times creates new variety.</w:t>
       </w:r>
     </w:p>
     <w:p>
-      <w:r>
+      <w:pPr>
+        <w:spacing w:line="336" w:lineRule="auto" w:after="180"/>
+      </w:pPr>
+      <w:r>
+        <w:rPr>
+          <w:b w:val="0"/>
+        </w:rPr>
         <w:t>Invent one edge case and name the safe response.</w:t>
       </w:r>
     </w:p>
     <w:p>
-      <w:r>
-        <w:t>PARTNER CHECK  Point to the evidence. Do not accept an answer that only repeats the vocabulary word.</w:t>
-      </w:r>
-    </w:p>
-    <w:p>
       <w:pPr>
         <w:pStyle w:val="Heading3"/>
       </w:pPr>
       <w:r>
+        <w:t>Check with a partner</w:t>
+      </w:r>
+    </w:p>
+    <w:p>
+      <w:pPr>
+        <w:spacing w:line="336" w:lineRule="auto" w:after="180"/>
+        <w:shd w:fill="F5F1FB"/>
+      </w:pPr>
+      <w:r>
+        <w:rPr>
+          <w:b w:val="0"/>
+        </w:rPr>
+        <w:t xml:space="preserve">PARTNER CHECK  Point to the </w:t>
+      </w:r>
+      <w:r>
+        <w:rPr>
+          <w:b/>
+        </w:rPr>
+        <w:t>evidence</w:t>
+      </w:r>
+      <w:r>
+        <w:rPr>
+          <w:b w:val="0"/>
+        </w:rPr>
+        <w:t>. Do not accept an answer that only repeats the vocabulary word.</w:t>
+      </w:r>
+    </w:p>
+    <w:p>
+      <w:pPr>
+        <w:pStyle w:val="Heading3"/>
+      </w:pPr>
+      <w:r>
         <w:t>A closer explanation</w:t>
       </w:r>
     </w:p>
     <w:p>
-      <w:r>
-        <w:t>Imagine a new plan selects 2 distinct cards from each of the four conditions: 8 cards in total. One selected dim-square file cannot be opened. Only 7 have assessed outcomes. Record the missing file and its condition; do not call it a recognition error or pretend all 8 outcomes were checked. This exercise evaluates recognition only, so file availability is reported separately.</w:t>
+      <w:pPr>
+        <w:spacing w:line="336" w:lineRule="auto" w:after="180"/>
+      </w:pPr>
+      <w:r>
+        <w:rPr>
+          <w:b w:val="0"/>
+        </w:rPr>
+        <w:t>Imagine a new plan selects 2 distinct cards from each of the four conditions: 8 cards in total. One selected dim-square file cannot be opened. Only 7 have assessed outcomes.</w:t>
+      </w:r>
+    </w:p>
+    <w:p>
+      <w:pPr>
+        <w:spacing w:line="336" w:lineRule="auto" w:after="180"/>
+      </w:pPr>
+      <w:r>
+        <w:rPr>
+          <w:b w:val="0"/>
+        </w:rPr>
+        <w:t>Record the missing file and its condition; do not call it a recognition error or pretend all 8 outcomes were checked. This exercise evaluates recognition only, so file availability is reported separately.</w:t>
       </w:r>
     </w:p>
     <w:p>
@@ -2430,8 +4047,31 @@
       </w:r>
     </w:p>
     <w:p>
-      <w:r>
-        <w:t>Choose and document cases before seeing their outcomes. If you use the results to revise the recogniser, keep a separate unseen final test as in Week 15. Coverage and an unseen test solve different problems: one asks which conditions appear; the other asks whether the evaluation cases influenced the revision.</w:t>
+      <w:pPr>
+        <w:spacing w:line="336" w:lineRule="auto" w:after="180"/>
+      </w:pPr>
+      <w:r>
+        <w:rPr>
+          <w:b w:val="0"/>
+        </w:rPr>
+        <w:t>Choose and document cases before seeing their outcomes. If you use the results to revise the recogniser, keep a separate unseen final test as in Week 15.</w:t>
+      </w:r>
+    </w:p>
+    <w:p>
+      <w:pPr>
+        <w:spacing w:line="336" w:lineRule="auto" w:after="180"/>
+      </w:pPr>
+      <w:r>
+        <w:rPr>
+          <w:b/>
+        </w:rPr>
+        <w:t>Coverage</w:t>
+      </w:r>
+      <w:r>
+        <w:rPr>
+          <w:b w:val="0"/>
+        </w:rPr>
+        <w:t xml:space="preserve"> and an unseen test solve different problems: one asks which conditions appear; the other asks whether the evaluation cases influenced the revision.</w:t>
       </w:r>
     </w:p>
     <w:p>
@@ -2443,8 +4083,38 @@
       </w:r>
     </w:p>
     <w:p>
-      <w:r>
-        <w:t>Use workbook W2 for the connected example “Sampling and coverage”. First fill the input and rule boxes. Try the middle steps before asking for a hint. After a hint, try the next step yourself.</w:t>
+      <w:pPr>
+        <w:spacing w:line="336" w:lineRule="auto" w:after="180"/>
+      </w:pPr>
+      <w:r>
+        <w:rPr>
+          <w:b w:val="0"/>
+        </w:rPr>
+        <w:t xml:space="preserve">Use workbook W2 for the connected example “Sampling and </w:t>
+      </w:r>
+      <w:r>
+        <w:rPr>
+          <w:b/>
+        </w:rPr>
+        <w:t>coverage</w:t>
+      </w:r>
+      <w:r>
+        <w:rPr>
+          <w:b w:val="0"/>
+        </w:rPr>
+        <w:t xml:space="preserve">”. First fill the </w:t>
+      </w:r>
+      <w:r>
+        <w:rPr>
+          <w:b/>
+        </w:rPr>
+        <w:t>input</w:t>
+      </w:r>
+      <w:r>
+        <w:rPr>
+          <w:b w:val="0"/>
+        </w:rPr>
+        <w:t xml:space="preserve"> and rule boxes. Try the middle steps before asking for a hint. After a hint, try the next step yourself.</w:t>
       </w:r>
     </w:p>
     <w:tbl>
@@ -2527,7 +4197,13 @@
       </w:tr>
     </w:tbl>
     <w:p>
-      <w:r>
+      <w:pPr>
+        <w:spacing w:line="336" w:lineRule="auto" w:after="180"/>
+      </w:pPr>
+      <w:r>
+        <w:rPr>
+          <w:b w:val="0"/>
+        </w:rPr>
         <w:t>Explain your trace to a partner. Your partner points to one step to check. Swap roles on the next case. Each person writes their own explanation.</w:t>
       </w:r>
     </w:p>
@@ -2540,12 +4216,47 @@
       </w:r>
     </w:p>
     <w:p>
-      <w:r>
-        <w:t>Use the worked case for Sampling and coverage. Proposed explanation: “More records always remove bias”. Decide whether this explanation is supported. Point to the step or supplied fact that decides; explain your repair if needed.</w:t>
-      </w:r>
-    </w:p>
-    <w:p>
-      <w:r>
+      <w:pPr>
+        <w:spacing w:line="336" w:lineRule="auto" w:after="180"/>
+      </w:pPr>
+      <w:r>
+        <w:rPr>
+          <w:b w:val="0"/>
+        </w:rPr>
+        <w:t xml:space="preserve">Use the worked case for Sampling and </w:t>
+      </w:r>
+      <w:r>
+        <w:rPr>
+          <w:b/>
+        </w:rPr>
+        <w:t>coverage</w:t>
+      </w:r>
+      <w:r>
+        <w:rPr>
+          <w:b w:val="0"/>
+        </w:rPr>
+        <w:t>. Proposed explanation: “More records always remove bias”. Decide whether this explanation is supported.</w:t>
+      </w:r>
+    </w:p>
+    <w:p>
+      <w:pPr>
+        <w:spacing w:line="336" w:lineRule="auto" w:after="180"/>
+      </w:pPr>
+      <w:r>
+        <w:rPr>
+          <w:b w:val="0"/>
+        </w:rPr>
+        <w:t>Point to the step or supplied fact that decides; explain your repair if needed.</w:t>
+      </w:r>
+    </w:p>
+    <w:p>
+      <w:pPr>
+        <w:spacing w:line="336" w:lineRule="auto" w:after="180"/>
+      </w:pPr>
+      <w:r>
+        <w:rPr>
+          <w:b w:val="0"/>
+        </w:rPr>
         <w:t>Answer on your own before discussion. If you are unsure, say which step you need help with.</w:t>
       </w:r>
     </w:p>
@@ -2558,7 +4269,13 @@
       </w:r>
     </w:p>
     <w:p>
-      <w:r>
+      <w:pPr>
+        <w:spacing w:line="336" w:lineRule="auto" w:after="180"/>
+      </w:pPr>
+      <w:r>
+        <w:rPr>
+          <w:b w:val="0"/>
+        </w:rPr>
         <w:t>Would testing only dim plain cards close every current gap? Point to the target groups.</w:t>
       </w:r>
     </w:p>
@@ -2591,7 +4308,13 @@
       </w:r>
     </w:p>
     <w:p>
-      <w:r>
+      <w:pPr>
+        <w:spacing w:line="336" w:lineRule="auto" w:after="180"/>
+      </w:pPr>
+      <w:r>
+        <w:rPr>
+          <w:b w:val="0"/>
+        </w:rPr>
         <w:t>This is supported practice. Keep the separately named independent case for an attempt before feedback.</w:t>
       </w:r>
     </w:p>
@@ -2605,6 +4328,17 @@
     </w:p>
     <w:p>
       <w:r>
+        <w:t>Investigate Missing and Unbalanced Examples. Record the prediction, actual observation or labelled paper trace, explanation and next test separately.</w:t>
+      </w:r>
+    </w:p>
+    <w:p>
+      <w:pPr>
+        <w:spacing w:line="336" w:lineRule="auto" w:after="180"/>
+      </w:pPr>
+      <w:r>
+        <w:rPr>
+          <w:b/>
+        </w:rPr>
         <w:t>EXPLORER LAB</w:t>
       </w:r>
     </w:p>
@@ -2617,8 +4351,26 @@
       </w:r>
     </w:p>
     <w:p>
-      <w:r>
-        <w:t>Predict first, test honestly, and explain what the evidence means.</w:t>
+      <w:pPr>
+        <w:spacing w:line="336" w:lineRule="auto" w:after="180"/>
+      </w:pPr>
+      <w:r>
+        <w:rPr>
+          <w:b w:val="0"/>
+        </w:rPr>
+        <w:t xml:space="preserve">Predict first, test honestly, and explain what the </w:t>
+      </w:r>
+      <w:r>
+        <w:rPr>
+          <w:b/>
+        </w:rPr>
+        <w:t>evidence</w:t>
+      </w:r>
+      <w:r>
+        <w:rPr>
+          <w:b w:val="0"/>
+        </w:rPr>
+        <w:t xml:space="preserve"> means.</w:t>
       </w:r>
     </w:p>
     <w:p>
@@ -2658,27 +4410,126 @@
       </w:r>
     </w:p>
     <w:p>
-      <w:r>
-        <w:t>State your prediction before the result is known.</w:t>
-      </w:r>
-    </w:p>
-    <w:p>
-      <w:r>
+      <w:pPr>
+        <w:pStyle w:val="Heading3"/>
+      </w:pPr>
+      <w:r>
+        <w:t>1. Predict</w:t>
+      </w:r>
+    </w:p>
+    <w:p>
+      <w:pPr>
+        <w:spacing w:line="336" w:lineRule="auto" w:after="180"/>
+        <w:shd w:fill="F4F9FC"/>
+      </w:pPr>
+      <w:r>
+        <w:rPr>
+          <w:b w:val="0"/>
+        </w:rPr>
+        <w:t xml:space="preserve">State your </w:t>
+      </w:r>
+      <w:r>
+        <w:rPr>
+          <w:b/>
+        </w:rPr>
+        <w:t>prediction</w:t>
+      </w:r>
+      <w:r>
+        <w:rPr>
+          <w:b w:val="0"/>
+        </w:rPr>
+        <w:t xml:space="preserve"> before the result is known.</w:t>
+      </w:r>
+    </w:p>
+    <w:p>
+      <w:pPr>
+        <w:pStyle w:val="Heading3"/>
+      </w:pPr>
+      <w:r>
+        <w:t>2. Investigate</w:t>
+      </w:r>
+    </w:p>
+    <w:p>
+      <w:pPr>
+        <w:spacing w:line="336" w:lineRule="auto" w:after="180"/>
+        <w:shd w:fill="F4F9FC"/>
+      </w:pPr>
+      <w:r>
+        <w:rPr>
+          <w:b w:val="0"/>
+        </w:rPr>
         <w:t>Complete the task: Predict failures in an animal set missing night photos.</w:t>
       </w:r>
     </w:p>
     <w:p>
-      <w:r>
+      <w:pPr>
+        <w:pStyle w:val="Heading3"/>
+      </w:pPr>
+      <w:r>
+        <w:t>3. Compare cases</w:t>
+      </w:r>
+    </w:p>
+    <w:p>
+      <w:pPr>
+        <w:spacing w:line="336" w:lineRule="auto" w:after="180"/>
+        <w:shd w:fill="F4F9FC"/>
+      </w:pPr>
+      <w:r>
+        <w:rPr>
+          <w:b w:val="0"/>
+        </w:rPr>
         <w:t>Keep a normal case and an edge case clearly separated.</w:t>
       </w:r>
     </w:p>
     <w:p>
-      <w:r>
-        <w:t>Record what happened—even when it does not match your prediction.</w:t>
-      </w:r>
-    </w:p>
-    <w:p>
-      <w:r>
+      <w:pPr>
+        <w:pStyle w:val="Heading3"/>
+      </w:pPr>
+      <w:r>
+        <w:t>4. Record honestly</w:t>
+      </w:r>
+    </w:p>
+    <w:p>
+      <w:pPr>
+        <w:spacing w:line="336" w:lineRule="auto" w:after="180"/>
+        <w:shd w:fill="F4F9FC"/>
+      </w:pPr>
+      <w:r>
+        <w:rPr>
+          <w:b w:val="0"/>
+        </w:rPr>
+        <w:t xml:space="preserve">Record what happened—even when it does not match your </w:t>
+      </w:r>
+      <w:r>
+        <w:rPr>
+          <w:b/>
+        </w:rPr>
+        <w:t>prediction</w:t>
+      </w:r>
+      <w:r>
+        <w:rPr>
+          <w:b w:val="0"/>
+        </w:rPr>
+        <w:t>.</w:t>
+      </w:r>
+    </w:p>
+    <w:p>
+      <w:pPr>
+        <w:pStyle w:val="Heading3"/>
+      </w:pPr>
+      <w:r>
+        <w:t>5. Explain and plan the next test</w:t>
+      </w:r>
+    </w:p>
+    <w:p>
+      <w:pPr>
+        <w:spacing w:line="336" w:lineRule="auto" w:after="180"/>
+        <w:shd w:fill="F4F9FC"/>
+      </w:pPr>
+      <w:r>
+        <w:rPr>
+          <w:b w:val="0"/>
+        </w:rPr>
         <w:t>Explain the result, one limitation, and the next useful test.</w:t>
       </w:r>
     </w:p>
@@ -2813,7 +4664,22 @@
       </w:tr>
     </w:tbl>
     <w:p>
-      <w:r>
+      <w:pPr>
+        <w:pStyle w:val="Heading3"/>
+      </w:pPr>
+      <w:r>
+        <w:t>Use a fresh case after support</w:t>
+      </w:r>
+    </w:p>
+    <w:p>
+      <w:pPr>
+        <w:spacing w:line="336" w:lineRule="auto" w:after="180"/>
+        <w:shd w:fill="FFF5E6"/>
+      </w:pPr>
+      <w:r>
+        <w:rPr>
+          <w:b w:val="0"/>
+        </w:rPr>
         <w:t>INDEPENDENCE  After support is removed, repeat the proof with a fresh case.</w:t>
       </w:r>
     </w:p>
@@ -2826,7 +4692,13 @@
       </w:r>
     </w:p>
     <w:p>
-      <w:r>
+      <w:pPr>
+        <w:spacing w:line="336" w:lineRule="auto" w:after="180"/>
+      </w:pPr>
+      <w:r>
+        <w:rPr>
+          <w:b w:val="0"/>
+        </w:rPr>
         <w:t>Before trying: what do I expect, and why? While trying: which step could first go wrong? Afterwards: what did I actually observe, and what should change? Keep “not run” if you only traced the procedure.</w:t>
       </w:r>
     </w:p>
@@ -2840,6 +4712,17 @@
     </w:p>
     <w:p>
       <w:r>
+        <w:t>Move from recall to tracing, diagnosis and transfer in Missing and Unbalanced Examples. Explain why each step is justified.</w:t>
+      </w:r>
+    </w:p>
+    <w:p>
+      <w:pPr>
+        <w:spacing w:line="336" w:lineRule="auto" w:after="180"/>
+      </w:pPr>
+      <w:r>
+        <w:rPr>
+          <w:b/>
+        </w:rPr>
         <w:t>PRACTICE LADDER</w:t>
       </w:r>
     </w:p>
@@ -2852,7 +4735,13 @@
       </w:r>
     </w:p>
     <w:p>
-      <w:r>
+      <w:pPr>
+        <w:spacing w:line="336" w:lineRule="auto" w:after="180"/>
+      </w:pPr>
+      <w:r>
+        <w:rPr>
+          <w:b w:val="0"/>
+        </w:rPr>
         <w:t>Each step asks for a stronger kind of understanding.</w:t>
       </w:r>
     </w:p>
@@ -2893,42 +4782,178 @@
       </w:r>
     </w:p>
     <w:p>
-      <w:r>
-        <w:t>RECALL  Define missing example.</w:t>
-      </w:r>
-    </w:p>
-    <w:p>
-      <w:r>
+      <w:pPr>
+        <w:spacing w:line="336" w:lineRule="auto" w:after="180"/>
+        <w:shd w:fill="F4F9FC"/>
+      </w:pPr>
+      <w:r>
+        <w:rPr>
+          <w:b w:val="0"/>
+        </w:rPr>
+        <w:t xml:space="preserve">RECALL  Define </w:t>
+      </w:r>
+      <w:r>
+        <w:rPr>
+          <w:b/>
+        </w:rPr>
+        <w:t>missing example</w:t>
+      </w:r>
+      <w:r>
+        <w:rPr>
+          <w:b w:val="0"/>
+        </w:rPr>
+        <w:t>.</w:t>
+      </w:r>
+    </w:p>
+    <w:p>
+      <w:pPr>
+        <w:spacing w:line="336" w:lineRule="auto" w:after="180"/>
+        <w:shd w:fill="F4F9FC"/>
+      </w:pPr>
+      <w:r>
+        <w:rPr>
+          <w:b w:val="0"/>
+        </w:rPr>
         <w:t>EXPLAIN  What is absent can shape a system's failures.</w:t>
       </w:r>
     </w:p>
     <w:p>
-      <w:r>
-        <w:t>TRACE  Show the input, process, and output.</w:t>
-      </w:r>
-    </w:p>
-    <w:p>
-      <w:r>
+      <w:pPr>
+        <w:spacing w:line="336" w:lineRule="auto" w:after="180"/>
+        <w:shd w:fill="F4F9FC"/>
+      </w:pPr>
+      <w:r>
+        <w:rPr>
+          <w:b w:val="0"/>
+        </w:rPr>
+        <w:t xml:space="preserve">TRACE  Show the </w:t>
+      </w:r>
+      <w:r>
+        <w:rPr>
+          <w:b/>
+        </w:rPr>
+        <w:t>input</w:t>
+      </w:r>
+      <w:r>
+        <w:rPr>
+          <w:b w:val="0"/>
+        </w:rPr>
+        <w:t xml:space="preserve">, </w:t>
+      </w:r>
+      <w:r>
+        <w:rPr>
+          <w:b/>
+        </w:rPr>
+        <w:t>process</w:t>
+      </w:r>
+      <w:r>
+        <w:rPr>
+          <w:b w:val="0"/>
+        </w:rPr>
+        <w:t xml:space="preserve">, and </w:t>
+      </w:r>
+      <w:r>
+        <w:rPr>
+          <w:b/>
+        </w:rPr>
+        <w:t>output</w:t>
+      </w:r>
+      <w:r>
+        <w:rPr>
+          <w:b w:val="0"/>
+        </w:rPr>
+        <w:t>.</w:t>
+      </w:r>
+    </w:p>
+    <w:p>
+      <w:pPr>
+        <w:spacing w:line="336" w:lineRule="auto" w:after="180"/>
+        <w:shd w:fill="F4F9FC"/>
+      </w:pPr>
+      <w:r>
+        <w:rPr>
+          <w:b w:val="0"/>
+        </w:rPr>
         <w:t>DIAGNOSE  Repair: A model can infer missing conditions automatically.</w:t>
       </w:r>
     </w:p>
     <w:p>
-      <w:r>
+      <w:pPr>
+        <w:spacing w:line="336" w:lineRule="auto" w:after="180"/>
+        <w:shd w:fill="F4F9FC"/>
+      </w:pPr>
+      <w:r>
+        <w:rPr>
+          <w:b w:val="0"/>
+        </w:rPr>
         <w:t>TRANSFER  Apply the idea to a new home or classroom case.</w:t>
       </w:r>
     </w:p>
     <w:p>
-      <w:r>
+      <w:pPr>
+        <w:spacing w:line="336" w:lineRule="auto" w:after="180"/>
+        <w:shd w:fill="F4F9FC"/>
+      </w:pPr>
+      <w:r>
+        <w:rPr>
+          <w:b w:val="0"/>
+        </w:rPr>
         <w:t>CREATE  Design one revealing test.</w:t>
       </w:r>
     </w:p>
     <w:p>
-      <w:r>
-        <w:t>DEFEND  Give a claim, evidence, mechanism, limit, and safe action.</w:t>
-      </w:r>
-    </w:p>
-    <w:p>
-      <w:r>
+      <w:pPr>
+        <w:spacing w:line="336" w:lineRule="auto" w:after="180"/>
+        <w:shd w:fill="F4F9FC"/>
+      </w:pPr>
+      <w:r>
+        <w:rPr>
+          <w:b w:val="0"/>
+        </w:rPr>
+        <w:t xml:space="preserve">DEFEND  Give a claim, </w:t>
+      </w:r>
+      <w:r>
+        <w:rPr>
+          <w:b/>
+        </w:rPr>
+        <w:t>evidence</w:t>
+      </w:r>
+      <w:r>
+        <w:rPr>
+          <w:b w:val="0"/>
+        </w:rPr>
+        <w:t xml:space="preserve">, </w:t>
+      </w:r>
+      <w:r>
+        <w:rPr>
+          <w:b/>
+        </w:rPr>
+        <w:t>mechanism</w:t>
+      </w:r>
+      <w:r>
+        <w:rPr>
+          <w:b w:val="0"/>
+        </w:rPr>
+        <w:t>, limit, and safe action.</w:t>
+      </w:r>
+    </w:p>
+    <w:p>
+      <w:pPr>
+        <w:pStyle w:val="Heading3"/>
+      </w:pPr>
+      <w:r>
+        <w:t>When to retry</w:t>
+      </w:r>
+    </w:p>
+    <w:p>
+      <w:pPr>
+        <w:spacing w:line="336" w:lineRule="auto" w:after="180"/>
+        <w:shd w:fill="F1F6F8"/>
+      </w:pPr>
+      <w:r>
+        <w:rPr>
+          <w:b w:val="0"/>
+        </w:rPr>
         <w:t>RETRY RULE  A coached answer becomes mastery only after you solve a different case independently.</w:t>
       </w:r>
     </w:p>
@@ -2942,6 +4967,17 @@
     </w:p>
     <w:p>
       <w:r>
+        <w:t>Apply this week’s idea to Helpful Classroom Sorter. Keep an annotated decision and the evidence supporting it.</w:t>
+      </w:r>
+    </w:p>
+    <w:p>
+      <w:pPr>
+        <w:spacing w:line="336" w:lineRule="auto" w:after="180"/>
+      </w:pPr>
+      <w:r>
+        <w:rPr>
+          <w:b/>
+        </w:rPr>
         <w:t>PROJECT</w:t>
       </w:r>
     </w:p>
@@ -2954,8 +4990,26 @@
       </w:r>
     </w:p>
     <w:p>
-      <w:r>
-        <w:t>Build one coherent system across the year, one evidence-based decision at a time.</w:t>
+      <w:pPr>
+        <w:spacing w:line="336" w:lineRule="auto" w:after="180"/>
+      </w:pPr>
+      <w:r>
+        <w:rPr>
+          <w:b w:val="0"/>
+        </w:rPr>
+        <w:t xml:space="preserve">Build one coherent system across the year, one </w:t>
+      </w:r>
+      <w:r>
+        <w:rPr>
+          <w:b/>
+        </w:rPr>
+        <w:t>evidence</w:t>
+      </w:r>
+      <w:r>
+        <w:rPr>
+          <w:b w:val="0"/>
+        </w:rPr>
+        <w:t>-based decision at a time.</w:t>
       </w:r>
     </w:p>
     <w:p>
@@ -2995,32 +5049,86 @@
       </w:r>
     </w:p>
     <w:p>
-      <w:r>
+      <w:pPr>
+        <w:spacing w:line="336" w:lineRule="auto" w:after="180"/>
+        <w:shd w:fill="EDF7F3"/>
+      </w:pPr>
+      <w:r>
+        <w:rPr>
+          <w:b w:val="0"/>
+        </w:rPr>
         <w:t>THIS WEEK'S CHECKPOINT  List normal, low-light, partly hidden, worn, and unusual items; mark which conditions are missing from the sorter data.</w:t>
       </w:r>
     </w:p>
     <w:p>
-      <w:r>
+      <w:pPr>
+        <w:spacing w:line="336" w:lineRule="auto" w:after="180"/>
+        <w:shd w:fill="F5F1FB"/>
+      </w:pPr>
+      <w:r>
+        <w:rPr>
+          <w:b w:val="0"/>
+        </w:rPr>
         <w:t>What real classroom need does this serve?</w:t>
       </w:r>
     </w:p>
     <w:p>
-      <w:r>
+      <w:pPr>
+        <w:spacing w:line="336" w:lineRule="auto" w:after="180"/>
+        <w:shd w:fill="F5F1FB"/>
+      </w:pPr>
+      <w:r>
+        <w:rPr>
+          <w:b w:val="0"/>
+        </w:rPr>
         <w:t>What information is necessary—and what should stay private?</w:t>
       </w:r>
     </w:p>
     <w:p>
-      <w:r>
-        <w:t>What happens inside the process?</w:t>
-      </w:r>
-    </w:p>
-    <w:p>
-      <w:r>
+      <w:pPr>
+        <w:spacing w:line="336" w:lineRule="auto" w:after="180"/>
+        <w:shd w:fill="F5F1FB"/>
+      </w:pPr>
+      <w:r>
+        <w:rPr>
+          <w:b w:val="0"/>
+        </w:rPr>
+        <w:t xml:space="preserve">What happens inside the </w:t>
+      </w:r>
+      <w:r>
+        <w:rPr>
+          <w:b/>
+        </w:rPr>
+        <w:t>process</w:t>
+      </w:r>
+      <w:r>
+        <w:rPr>
+          <w:b w:val="0"/>
+        </w:rPr>
+        <w:t>?</w:t>
+      </w:r>
+    </w:p>
+    <w:p>
+      <w:pPr>
+        <w:spacing w:line="336" w:lineRule="auto" w:after="180"/>
+        <w:shd w:fill="F5F1FB"/>
+      </w:pPr>
+      <w:r>
+        <w:rPr>
+          <w:b w:val="0"/>
+        </w:rPr>
         <w:t>What normal and edge cases will you test?</w:t>
       </w:r>
     </w:p>
     <w:p>
-      <w:r>
+      <w:pPr>
+        <w:spacing w:line="336" w:lineRule="auto" w:after="180"/>
+        <w:shd w:fill="F5F1FB"/>
+      </w:pPr>
+      <w:r>
+        <w:rPr>
+          <w:b w:val="0"/>
+        </w:rPr>
         <w:t>When should it say not sure or ask a person?</w:t>
       </w:r>
     </w:p>
@@ -3061,12 +5169,33 @@
       </w:r>
     </w:p>
     <w:p>
-      <w:r>
+      <w:pPr>
+        <w:pStyle w:val="Heading3"/>
+      </w:pPr>
+      <w:r>
+        <w:t>Responsible design</w:t>
+      </w:r>
+    </w:p>
+    <w:p>
+      <w:pPr>
+        <w:spacing w:line="336" w:lineRule="auto" w:after="180"/>
+        <w:shd w:fill="FFF5E6"/>
+      </w:pPr>
+      <w:r>
+        <w:rPr>
+          <w:b w:val="0"/>
+        </w:rPr>
         <w:t>RESPONSIBLE DESIGN  Balance is about useful representation, not forcing every count to be identical without reason.</w:t>
       </w:r>
     </w:p>
     <w:p>
-      <w:r>
+      <w:pPr>
+        <w:spacing w:line="336" w:lineRule="auto" w:after="180"/>
+      </w:pPr>
+      <w:r>
+        <w:rPr>
+          <w:b w:val="0"/>
+        </w:rPr>
         <w:t>My project decision:</w:t>
       </w:r>
     </w:p>
@@ -3079,8 +5208,26 @@
       </w:r>
     </w:p>
     <w:p>
-      <w:r>
-        <w:t>Create a sorter coverage table crossing important classroom conditions, then state which groups each test actually represents.</w:t>
+      <w:pPr>
+        <w:spacing w:line="336" w:lineRule="auto" w:after="180"/>
+      </w:pPr>
+      <w:r>
+        <w:rPr>
+          <w:b w:val="0"/>
+        </w:rPr>
+        <w:t xml:space="preserve">Create a sorter </w:t>
+      </w:r>
+      <w:r>
+        <w:rPr>
+          <w:b/>
+        </w:rPr>
+        <w:t>coverage</w:t>
+      </w:r>
+      <w:r>
+        <w:rPr>
+          <w:b w:val="0"/>
+        </w:rPr>
+        <w:t xml:space="preserve"> table crossing important classroom conditions, then state which groups each test actually represents.</w:t>
       </w:r>
     </w:p>
     <w:p>
@@ -3093,6 +5240,17 @@
     </w:p>
     <w:p>
       <w:r>
+        <w:t>Use a genuinely new case for independent evidence. Previously discussed examples remain practice; use the separately named independent case before feedback.</w:t>
+      </w:r>
+    </w:p>
+    <w:p>
+      <w:pPr>
+        <w:spacing w:line="336" w:lineRule="auto" w:after="180"/>
+      </w:pPr>
+      <w:r>
+        <w:rPr>
+          <w:b/>
+        </w:rPr>
         <w:t>MASTERY</w:t>
       </w:r>
     </w:p>
@@ -3105,7 +5263,13 @@
       </w:r>
     </w:p>
     <w:p>
-      <w:r>
+      <w:pPr>
+        <w:spacing w:line="336" w:lineRule="auto" w:after="180"/>
+      </w:pPr>
+      <w:r>
+        <w:rPr>
+          <w:b w:val="0"/>
+        </w:rPr>
         <w:t>Complete this after teaching and guided practice have ended.</w:t>
       </w:r>
     </w:p>
@@ -3146,53 +5310,212 @@
       </w:r>
     </w:p>
     <w:p>
-      <w:r>
+      <w:pPr>
+        <w:pStyle w:val="Heading3"/>
+      </w:pPr>
+      <w:r>
+        <w:t>What success looks like</w:t>
+      </w:r>
+    </w:p>
+    <w:p>
+      <w:pPr>
+        <w:spacing w:line="336" w:lineRule="auto" w:after="180"/>
+        <w:shd w:fill="EDF7F3"/>
+      </w:pPr>
+      <w:r>
+        <w:rPr>
+          <w:b w:val="0"/>
+        </w:rPr>
         <w:t>REQUIRED PROOF  Predict failures in an animal set missing night photos and propose a targeted data repair.</w:t>
       </w:r>
     </w:p>
     <w:p>
-      <w:r>
+      <w:pPr>
+        <w:spacing w:line="336" w:lineRule="auto" w:after="180"/>
+      </w:pPr>
+      <w:r>
+        <w:rPr>
+          <w:b w:val="0"/>
+        </w:rPr>
         <w:t>□ Name or draw the fresh case.</w:t>
       </w:r>
     </w:p>
     <w:p>
-      <w:r>
-        <w:t>□ Trace input, process, and output.</w:t>
-      </w:r>
-    </w:p>
-    <w:p>
-      <w:r>
-        <w:t>□ State the conclusion and strongest evidence.</w:t>
-      </w:r>
-    </w:p>
-    <w:p>
-      <w:r>
+      <w:pPr>
+        <w:spacing w:line="336" w:lineRule="auto" w:after="180"/>
+      </w:pPr>
+      <w:r>
+        <w:rPr>
+          <w:b w:val="0"/>
+        </w:rPr>
+        <w:t xml:space="preserve">□ Trace </w:t>
+      </w:r>
+      <w:r>
+        <w:rPr>
+          <w:b/>
+        </w:rPr>
+        <w:t>input</w:t>
+      </w:r>
+      <w:r>
+        <w:rPr>
+          <w:b w:val="0"/>
+        </w:rPr>
+        <w:t xml:space="preserve">, </w:t>
+      </w:r>
+      <w:r>
+        <w:rPr>
+          <w:b/>
+        </w:rPr>
+        <w:t>process</w:t>
+      </w:r>
+      <w:r>
+        <w:rPr>
+          <w:b w:val="0"/>
+        </w:rPr>
+        <w:t xml:space="preserve">, and </w:t>
+      </w:r>
+      <w:r>
+        <w:rPr>
+          <w:b/>
+        </w:rPr>
+        <w:t>output</w:t>
+      </w:r>
+      <w:r>
+        <w:rPr>
+          <w:b w:val="0"/>
+        </w:rPr>
+        <w:t>.</w:t>
+      </w:r>
+    </w:p>
+    <w:p>
+      <w:pPr>
+        <w:spacing w:line="336" w:lineRule="auto" w:after="180"/>
+      </w:pPr>
+      <w:r>
+        <w:rPr>
+          <w:b w:val="0"/>
+        </w:rPr>
+        <w:t xml:space="preserve">□ State the conclusion and strongest </w:t>
+      </w:r>
+      <w:r>
+        <w:rPr>
+          <w:b/>
+        </w:rPr>
+        <w:t>evidence</w:t>
+      </w:r>
+      <w:r>
+        <w:rPr>
+          <w:b w:val="0"/>
+        </w:rPr>
+        <w:t>.</w:t>
+      </w:r>
+    </w:p>
+    <w:p>
+      <w:pPr>
+        <w:spacing w:line="336" w:lineRule="auto" w:after="180"/>
+      </w:pPr>
+      <w:r>
+        <w:rPr>
+          <w:b w:val="0"/>
+        </w:rPr>
         <w:t>□ Name one limit, failure, missing clue, or fairness/privacy concern.</w:t>
       </w:r>
     </w:p>
     <w:p>
-      <w:r>
+      <w:pPr>
+        <w:spacing w:line="336" w:lineRule="auto" w:after="180"/>
+      </w:pPr>
+      <w:r>
+        <w:rPr>
+          <w:b w:val="0"/>
+        </w:rPr>
         <w:t>□ Explain one safe next action or improvement.</w:t>
       </w:r>
     </w:p>
     <w:p>
-      <w:r>
-        <w:t>Independent evidence:</w:t>
-      </w:r>
-    </w:p>
-    <w:p>
-      <w:r>
+      <w:pPr>
+        <w:spacing w:line="336" w:lineRule="auto" w:after="180"/>
+      </w:pPr>
+      <w:r>
+        <w:rPr>
+          <w:b w:val="0"/>
+        </w:rPr>
+        <w:t xml:space="preserve">Independent </w:t>
+      </w:r>
+      <w:r>
+        <w:rPr>
+          <w:b/>
+        </w:rPr>
+        <w:t>evidence</w:t>
+      </w:r>
+      <w:r>
+        <w:rPr>
+          <w:b w:val="0"/>
+        </w:rPr>
+        <w:t>:</w:t>
+      </w:r>
+    </w:p>
+    <w:p>
+      <w:pPr>
+        <w:pStyle w:val="Heading3"/>
+      </w:pPr>
+      <w:r>
+        <w:t>Check your explanation</w:t>
+      </w:r>
+    </w:p>
+    <w:p>
+      <w:pPr>
+        <w:spacing w:line="336" w:lineRule="auto" w:after="180"/>
+        <w:shd w:fill="F5F1FB"/>
+      </w:pPr>
+      <w:r>
+        <w:rPr>
+          <w:b w:val="0"/>
+        </w:rPr>
         <w:t>SELF-CHECK  The model may rely on bright backgrounds or fail to detect shapes in low light. Collect varied night examples for every relevant animal and preserve a separate night test set to evaluate the repair.</w:t>
       </w:r>
     </w:p>
     <w:p>
-      <w:r>
+      <w:pPr>
+        <w:spacing w:line="336" w:lineRule="auto" w:after="180"/>
+      </w:pPr>
+      <w:r>
+        <w:rPr>
+          <w:b w:val="0"/>
+        </w:rPr>
         <w:t>My level:  □ Not yet  □ With one hint  □ Independently  □ I can teach it</w:t>
       </w:r>
     </w:p>
     <w:p>
-      <w:r>
-        <w:t>NEXT BRIDGE  Carry today's evidence habit into: Fair for Whom?.</w:t>
+      <w:pPr>
+        <w:pStyle w:val="Heading3"/>
+      </w:pPr>
+      <w:r>
+        <w:t>Connect to the next lesson</w:t>
+      </w:r>
+    </w:p>
+    <w:p>
+      <w:pPr>
+        <w:spacing w:line="336" w:lineRule="auto" w:after="180"/>
+        <w:shd w:fill="F1F6F8"/>
+      </w:pPr>
+      <w:r>
+        <w:rPr>
+          <w:b w:val="0"/>
+        </w:rPr>
+        <w:t xml:space="preserve">NEXT BRIDGE  Carry today's </w:t>
+      </w:r>
+      <w:r>
+        <w:rPr>
+          <w:b/>
+        </w:rPr>
+        <w:t>evidence</w:t>
+      </w:r>
+      <w:r>
+        <w:rPr>
+          <w:b w:val="0"/>
+        </w:rPr>
+        <w:t xml:space="preserve"> habit into: Fair for Whom?.</w:t>
       </w:r>
     </w:p>
     <w:p>
@@ -3204,6 +5527,11 @@
       </w:r>
     </w:p>
     <w:p>
+      <w:r>
+        <w:t>Revisit the complete Missing and Unbalanced Examples case for supported practice. Repeated examples do not become fresh assessments.</w:t>
+      </w:r>
+    </w:p>
+    <w:p>
       <w:pPr>
         <w:pStyle w:val="Heading3"/>
       </w:pPr>
@@ -3212,7 +5540,13 @@
       </w:r>
     </w:p>
     <w:p>
-      <w:r>
+      <w:pPr>
+        <w:spacing w:line="336" w:lineRule="auto" w:after="180"/>
+      </w:pPr>
+      <w:r>
+        <w:rPr>
+          <w:b w:val="0"/>
+        </w:rPr>
         <w:t>Use the supplied details to practise the weekly concept before attempting the independent question. This case extends the illustrated lesson.</w:t>
       </w:r>
     </w:p>
@@ -3225,8 +5559,20 @@
       </w:r>
     </w:p>
     <w:p>
-      <w:r>
-        <w:t>Training includes nine daylight leaf photos and one low-light photo.</w:t>
+      <w:pPr>
+        <w:spacing w:line="336" w:lineRule="auto" w:after="180"/>
+      </w:pPr>
+      <w:r>
+        <w:rPr>
+          <w:b/>
+        </w:rPr>
+        <w:t>Training</w:t>
+      </w:r>
+      <w:r>
+        <w:rPr>
+          <w:b w:val="0"/>
+        </w:rPr>
+        <w:t xml:space="preserve"> includes nine daylight leaf photos and one low-light photo.</w:t>
       </w:r>
     </w:p>
     <w:p>
@@ -3238,7 +5584,14 @@
       </w:r>
     </w:p>
     <w:p>
-      <w:r>
+      <w:pPr>
+        <w:spacing w:line="336" w:lineRule="auto" w:after="180"/>
+        <w:shd w:fill="F5F1FB"/>
+      </w:pPr>
+      <w:r>
+        <w:rPr>
+          <w:b w:val="0"/>
+        </w:rPr>
         <w:t>What intended-use gap is present?</w:t>
       </w:r>
     </w:p>
@@ -3251,7 +5604,13 @@
       </w:r>
     </w:p>
     <w:p>
-      <w:r>
+      <w:pPr>
+        <w:spacing w:line="336" w:lineRule="auto" w:after="180"/>
+      </w:pPr>
+      <w:r>
+        <w:rPr>
+          <w:b w:val="0"/>
+        </w:rPr>
         <w:t>Low light is poorly represented. Add varied, correctly labelled low-light examples if that use is intended. Copies of one photo do not add equivalent variety.</w:t>
       </w:r>
     </w:p>
@@ -3264,7 +5623,14 @@
       </w:r>
     </w:p>
     <w:p>
-      <w:r>
+      <w:pPr>
+        <w:spacing w:line="336" w:lineRule="auto" w:after="180"/>
+        <w:shd w:fill="F5F1FB"/>
+      </w:pPr>
+      <w:r>
+        <w:rPr>
+          <w:b w:val="0"/>
+        </w:rPr>
         <w:t>Which detail supports the answer, and why does it matter?</w:t>
       </w:r>
     </w:p>
@@ -3398,17 +5764,42 @@
       </w:tr>
     </w:tbl>
     <w:p>
-      <w:r>
-        <w:t>Training includes nine daylight leaf photos and one low-light photo.</w:t>
-      </w:r>
-    </w:p>
-    <w:p>
-      <w:r>
+      <w:pPr>
+        <w:spacing w:line="336" w:lineRule="auto" w:after="180"/>
+      </w:pPr>
+      <w:r>
+        <w:rPr>
+          <w:b/>
+        </w:rPr>
+        <w:t>Training</w:t>
+      </w:r>
+      <w:r>
+        <w:rPr>
+          <w:b w:val="0"/>
+        </w:rPr>
+        <w:t xml:space="preserve"> includes nine daylight leaf photos and one low-light photo.</w:t>
+      </w:r>
+    </w:p>
+    <w:p>
+      <w:pPr>
+        <w:spacing w:line="336" w:lineRule="auto" w:after="180"/>
+        <w:shd w:fill="F5F1FB"/>
+      </w:pPr>
+      <w:r>
+        <w:rPr>
+          <w:b w:val="0"/>
+        </w:rPr>
         <w:t>What intended-use gap is present?</w:t>
       </w:r>
     </w:p>
     <w:p>
-      <w:r>
+      <w:pPr>
+        <w:spacing w:line="336" w:lineRule="auto" w:after="180"/>
+      </w:pPr>
+      <w:r>
+        <w:rPr>
+          <w:b w:val="0"/>
+        </w:rPr>
         <w:t>Low light is poorly represented. Add varied, correctly labelled low-light examples if that use is intended. Copies of one photo do not add equivalent variety.</w:t>
       </w:r>
     </w:p>
@@ -3421,6 +5812,11 @@
       </w:r>
     </w:p>
     <w:p>
+      <w:r>
+        <w:t>Attempt the reserved new case before feedback. Record support; the earlier examples below remain additional practice.</w:t>
+      </w:r>
+    </w:p>
+    <w:p>
       <w:pPr>
         <w:pStyle w:val="Heading3"/>
       </w:pPr>
@@ -3429,8 +5825,25 @@
       </w:r>
     </w:p>
     <w:p>
-      <w:r>
-        <w:t>A fixed target has 20 invented clips: 5 quiet bells, 5 noisy bells, 5 quiet claps and 5 noisy claps. A tester selects 4 distinct quiet bells from a quiet-bell-only list; 3 are correctly labelled and 1 is wrong. Write a supported result, name missing conditions and explain why the result is not established for all 20 clips. Propose an 8-clip plan that includes every condition, with no clip selected twice.</w:t>
+      <w:pPr>
+        <w:spacing w:line="336" w:lineRule="auto" w:after="180"/>
+      </w:pPr>
+      <w:r>
+        <w:rPr>
+          <w:b w:val="0"/>
+        </w:rPr>
+        <w:t>A fixed target has 20 invented clips: 5 quiet bells, 5 noisy bells, 5 quiet claps and 5 noisy claps. A tester selects 4 distinct quiet bells from a quiet-bell-only list; 3 are correctly labelled and 1 is wrong.</w:t>
+      </w:r>
+    </w:p>
+    <w:p>
+      <w:pPr>
+        <w:spacing w:line="336" w:lineRule="auto" w:after="180"/>
+      </w:pPr>
+      <w:r>
+        <w:rPr>
+          <w:b w:val="0"/>
+        </w:rPr>
+        <w:t>Write a supported result, name missing conditions and explain why the result is not established for all 20 clips. Propose an 8-clip plan that includes every condition, with no clip selected twice.</w:t>
       </w:r>
     </w:p>
     <w:p>
@@ -3477,7 +5890,13 @@
       </w:r>
     </w:p>
     <w:p>
-      <w:r>
+      <w:pPr>
+        <w:spacing w:line="336" w:lineRule="auto" w:after="180"/>
+      </w:pPr>
+      <w:r>
+        <w:rPr>
+          <w:b w:val="0"/>
+        </w:rPr>
         <w:t>Attempt this case before feedback. Record any help. Earlier examples below are further practice; a case already practised with feedback cannot establish fresh transfer.</w:t>
       </w:r>
     </w:p>
@@ -3490,18 +5909,42 @@
       </w:r>
     </w:p>
     <w:p>
-      <w:r>
+      <w:pPr>
+        <w:spacing w:line="336" w:lineRule="auto" w:after="180"/>
+      </w:pPr>
+      <w:r>
+        <w:rPr>
+          <w:b w:val="0"/>
+        </w:rPr>
         <w:t>Close the worked explanation. Apply the idea to this different question without copying.</w:t>
       </w:r>
     </w:p>
     <w:p>
-      <w:r>
+      <w:pPr>
+        <w:spacing w:line="336" w:lineRule="auto" w:after="180"/>
+      </w:pPr>
+      <w:r>
+        <w:rPr>
+          <w:b w:val="0"/>
+        </w:rPr>
         <w:t>A photo sorter trains on ten bright photos and no dim photos. What group of examples is missing? Design a test that reveals the gap.</w:t>
       </w:r>
     </w:p>
     <w:p>
-      <w:r>
-        <w:t>My answer, with a trace, calculation or supporting evidence</w:t>
+      <w:pPr>
+        <w:spacing w:line="336" w:lineRule="auto" w:after="180"/>
+      </w:pPr>
+      <w:r>
+        <w:rPr>
+          <w:b w:val="0"/>
+        </w:rPr>
+        <w:t xml:space="preserve">My answer, with a trace, calculation or supporting </w:t>
+      </w:r>
+      <w:r>
+        <w:rPr>
+          <w:b/>
+        </w:rPr>
+        <w:t>evidence</w:t>
       </w:r>
     </w:p>
     <w:p>
@@ -3546,13 +5989,37 @@
       </w:r>
     </w:p>
     <w:p>
-      <w:r>
+      <w:pPr>
+        <w:spacing w:line="336" w:lineRule="auto" w:after="180"/>
+      </w:pPr>
+      <w:r>
+        <w:rPr>
+          <w:b w:val="0"/>
+        </w:rPr>
         <w:t>Change one relevant detail. Predict the result before testing. Include a boundary or missing-information case when it helps reveal a limit.</w:t>
       </w:r>
     </w:p>
     <w:p>
-      <w:r>
-        <w:t>My changed input and expected result</w:t>
+      <w:pPr>
+        <w:spacing w:line="336" w:lineRule="auto" w:after="180"/>
+      </w:pPr>
+      <w:r>
+        <w:rPr>
+          <w:b w:val="0"/>
+        </w:rPr>
+        <w:t xml:space="preserve">My changed </w:t>
+      </w:r>
+      <w:r>
+        <w:rPr>
+          <w:b/>
+        </w:rPr>
+        <w:t>input</w:t>
+      </w:r>
+      <w:r>
+        <w:rPr>
+          <w:b w:val="0"/>
+        </w:rPr>
+        <w:t xml:space="preserve"> and expected result</w:t>
       </w:r>
     </w:p>
     <w:p>
@@ -3597,13 +6064,37 @@
       </w:r>
     </w:p>
     <w:p>
-      <w:r>
+      <w:pPr>
+        <w:spacing w:line="336" w:lineRule="auto" w:after="180"/>
+      </w:pPr>
+      <w:r>
+        <w:rPr>
+          <w:b w:val="0"/>
+        </w:rPr>
         <w:t>List normal, low-light, partly hidden, worn, and unusual items; mark which conditions are missing from the sorter data.</w:t>
       </w:r>
     </w:p>
     <w:p>
-      <w:r>
-        <w:t>The evidence I will keep</w:t>
+      <w:pPr>
+        <w:spacing w:line="336" w:lineRule="auto" w:after="180"/>
+      </w:pPr>
+      <w:r>
+        <w:rPr>
+          <w:b w:val="0"/>
+        </w:rPr>
+        <w:t xml:space="preserve">The </w:t>
+      </w:r>
+      <w:r>
+        <w:rPr>
+          <w:b/>
+        </w:rPr>
+        <w:t>evidence</w:t>
+      </w:r>
+      <w:r>
+        <w:rPr>
+          <w:b w:val="0"/>
+        </w:rPr>
+        <w:t xml:space="preserve"> I will keep</w:t>
       </w:r>
     </w:p>
     <w:p>
@@ -3640,8 +6131,26 @@
       </w:r>
     </w:p>
     <w:p>
-      <w:r>
-        <w:t>Your teacher has the independent answer and scoring criteria. Complete the matching workbook week to keep your practice evidence together.</w:t>
+      <w:pPr>
+        <w:spacing w:line="336" w:lineRule="auto" w:after="180"/>
+      </w:pPr>
+      <w:r>
+        <w:rPr>
+          <w:b w:val="0"/>
+        </w:rPr>
+        <w:t xml:space="preserve">Your teacher has the independent answer and scoring criteria. Complete the matching workbook week to keep your practice </w:t>
+      </w:r>
+      <w:r>
+        <w:rPr>
+          <w:b/>
+        </w:rPr>
+        <w:t>evidence</w:t>
+      </w:r>
+      <w:r>
+        <w:rPr>
+          <w:b w:val="0"/>
+        </w:rPr>
+        <w:t xml:space="preserve"> together.</w:t>
       </w:r>
     </w:p>
     <w:p>
@@ -3653,8 +6162,26 @@
       </w:r>
     </w:p>
     <w:p>
-      <w:r>
-        <w:t>A training set has 18 daylight photos and two dark photos of one object. Copying the dark photos eight times balances the counts. Does it balance the variety? Design a better collection step.</w:t>
+      <w:pPr>
+        <w:spacing w:line="336" w:lineRule="auto" w:after="180"/>
+      </w:pPr>
+      <w:r>
+        <w:rPr>
+          <w:b w:val="0"/>
+        </w:rPr>
+        <w:t xml:space="preserve">A </w:t>
+      </w:r>
+      <w:r>
+        <w:rPr>
+          <w:b/>
+        </w:rPr>
+        <w:t>training</w:t>
+      </w:r>
+      <w:r>
+        <w:rPr>
+          <w:b w:val="0"/>
+        </w:rPr>
+        <w:t xml:space="preserve"> set has 18 daylight photos and two dark photos of one object. Copying the dark photos eight times balances the counts. Does it balance the variety? Design a better collection step.</w:t>
       </w:r>
     </w:p>
     <w:p>
@@ -3709,8 +6236,25 @@
       </w:r>
     </w:p>
     <w:p>
-      <w:r>
-        <w:t>Attempt the independent case before hints. Record whether you worked alone, used a hint or followed a model. After feedback, fix the first unsupported step and explain why it changed. A later check uses a changed case, not a copied answer.</w:t>
+      <w:pPr>
+        <w:spacing w:line="336" w:lineRule="auto" w:after="180"/>
+      </w:pPr>
+      <w:r>
+        <w:rPr>
+          <w:b w:val="0"/>
+        </w:rPr>
+        <w:t>Attempt the independent case before hints. Record whether you worked alone, used a hint or followed a model. After feedback, fix the first unsupported step and explain why it changed.</w:t>
+      </w:r>
+    </w:p>
+    <w:p>
+      <w:pPr>
+        <w:spacing w:line="336" w:lineRule="auto" w:after="180"/>
+      </w:pPr>
+      <w:r>
+        <w:rPr>
+          <w:b w:val="0"/>
+        </w:rPr>
+        <w:t>A later check uses a changed case, not a copied answer.</w:t>
       </w:r>
     </w:p>
     <w:p>
@@ -3723,6 +6267,17 @@
     </w:p>
     <w:p>
       <w:r>
+        <w:t>Use this map to navigate Missing and Unbalanced Examples, connect the goals to tasks and keep one evidence record for each attempt.</w:t>
+      </w:r>
+    </w:p>
+    <w:p>
+      <w:pPr>
+        <w:spacing w:line="336" w:lineRule="auto" w:after="180"/>
+      </w:pPr>
+      <w:r>
+        <w:rPr>
+          <w:b w:val="0"/>
+        </w:rPr>
         <w:t>Start with this question: A fictional badge reader will be used in both bright and dim rooms.</w:t>
       </w:r>
     </w:p>
@@ -3829,13 +6384,61 @@
       </w:tr>
     </w:tbl>
     <w:p>
-      <w:r>
-        <w:t>Remember → watch and explain → try with help → investigate → try independently → keep project evidence. Your teacher may spread this lesson across several classes.</w:t>
-      </w:r>
-    </w:p>
-    <w:p>
-      <w:r>
-        <w:t>Keep your first prediction. Compare it with what the evidence shows and explain any change.</w:t>
+      <w:pPr>
+        <w:spacing w:line="336" w:lineRule="auto" w:after="180"/>
+      </w:pPr>
+      <w:r>
+        <w:rPr>
+          <w:b w:val="0"/>
+        </w:rPr>
+        <w:t xml:space="preserve">Remember → watch and explain → try with help → investigate → try independently → keep project </w:t>
+      </w:r>
+      <w:r>
+        <w:rPr>
+          <w:b/>
+        </w:rPr>
+        <w:t>evidence</w:t>
+      </w:r>
+      <w:r>
+        <w:rPr>
+          <w:b w:val="0"/>
+        </w:rPr>
+        <w:t>. Your teacher may spread this lesson across several classes.</w:t>
+      </w:r>
+    </w:p>
+    <w:p>
+      <w:pPr>
+        <w:spacing w:line="336" w:lineRule="auto" w:after="180"/>
+      </w:pPr>
+      <w:r>
+        <w:rPr>
+          <w:b w:val="0"/>
+        </w:rPr>
+        <w:t xml:space="preserve">Keep your first </w:t>
+      </w:r>
+      <w:r>
+        <w:rPr>
+          <w:b/>
+        </w:rPr>
+        <w:t>prediction</w:t>
+      </w:r>
+      <w:r>
+        <w:rPr>
+          <w:b w:val="0"/>
+        </w:rPr>
+        <w:t xml:space="preserve">. Compare it with what the </w:t>
+      </w:r>
+      <w:r>
+        <w:rPr>
+          <w:b/>
+        </w:rPr>
+        <w:t>evidence</w:t>
+      </w:r>
+      <w:r>
+        <w:rPr>
+          <w:b w:val="0"/>
+        </w:rPr>
+        <w:t xml:space="preserve"> shows and explain any change.</w:t>
       </w:r>
     </w:p>
     <w:p>
@@ -3848,6 +6451,17 @@
     </w:p>
     <w:p>
       <w:r>
+        <w:t>Explain Missing and Unbalanced Examples without notes, identify a remaining question and plan a later check with a changed case.</w:t>
+      </w:r>
+    </w:p>
+    <w:p>
+      <w:pPr>
+        <w:spacing w:line="336" w:lineRule="auto" w:after="180"/>
+      </w:pPr>
+      <w:r>
+        <w:rPr>
+          <w:b w:val="0"/>
+        </w:rPr>
         <w:t>Close your notes. Explain this goal in your own words: Name the target collection, selection list and cases actually assessed</w:t>
       </w:r>
     </w:p>
@@ -3885,13 +6499,61 @@
       </w:r>
     </w:p>
     <w:p>
-      <w:r>
-        <w:t>If you are unsure, return to the worked picture and explain one arrow. If you are ready, change an input or assumption and justify your prediction.</w:t>
-      </w:r>
-    </w:p>
-    <w:p>
-      <w:r>
-        <w:t>Save your workbook evidence. At the next review, try a different case before opening your old answer.</w:t>
+      <w:pPr>
+        <w:spacing w:line="336" w:lineRule="auto" w:after="180"/>
+      </w:pPr>
+      <w:r>
+        <w:rPr>
+          <w:b w:val="0"/>
+        </w:rPr>
+        <w:t xml:space="preserve">If you are unsure, return to the worked picture and explain one arrow. If you are ready, change an </w:t>
+      </w:r>
+      <w:r>
+        <w:rPr>
+          <w:b/>
+        </w:rPr>
+        <w:t>input</w:t>
+      </w:r>
+      <w:r>
+        <w:rPr>
+          <w:b w:val="0"/>
+        </w:rPr>
+        <w:t xml:space="preserve"> or assumption and justify your </w:t>
+      </w:r>
+      <w:r>
+        <w:rPr>
+          <w:b/>
+        </w:rPr>
+        <w:t>prediction</w:t>
+      </w:r>
+      <w:r>
+        <w:rPr>
+          <w:b w:val="0"/>
+        </w:rPr>
+        <w:t>.</w:t>
+      </w:r>
+    </w:p>
+    <w:p>
+      <w:pPr>
+        <w:spacing w:line="336" w:lineRule="auto" w:after="180"/>
+      </w:pPr>
+      <w:r>
+        <w:rPr>
+          <w:b w:val="0"/>
+        </w:rPr>
+        <w:t xml:space="preserve">Save your workbook </w:t>
+      </w:r>
+      <w:r>
+        <w:rPr>
+          <w:b/>
+        </w:rPr>
+        <w:t>evidence</w:t>
+      </w:r>
+      <w:r>
+        <w:rPr>
+          <w:b w:val="0"/>
+        </w:rPr>
+        <w:t>. At the next review, try a different case before opening your old answer.</w:t>
       </w:r>
     </w:p>
     <w:p>
@@ -3904,11 +6566,28 @@
     </w:p>
     <w:p>
       <w:r>
+        <w:t>Attempt supported questions before using hints or feedback. Review a missing building block, then keep the completed work.</w:t>
+      </w:r>
+    </w:p>
+    <w:p>
+      <w:pPr>
+        <w:spacing w:line="336" w:lineRule="auto" w:after="180"/>
+      </w:pPr>
+      <w:r>
+        <w:rPr>
+          <w:b w:val="0"/>
+        </w:rPr>
         <w:t>Use this supported practice once, in the browser or on paper. Keep the reserved independent assessment for a separate first attempt before teacher feedback.</w:t>
       </w:r>
     </w:p>
     <w:p>
-      <w:r>
+      <w:pPr>
+        <w:spacing w:line="336" w:lineRule="auto" w:after="180"/>
+      </w:pPr>
+      <w:r>
+        <w:rPr>
+          <w:b w:val="0"/>
+        </w:rPr>
         <w:t>A fictional badge reader will be used in both bright and dim rooms.</w:t>
       </w:r>
     </w:p>
@@ -3921,28 +6600,86 @@
       </w:r>
     </w:p>
     <w:p>
-      <w:r>
-        <w:t>Which labelled step matches this detail? Select and record new cases from both dim groups before claiming coverage.</w:t>
-      </w:r>
-    </w:p>
-    <w:p>
-      <w:r>
+      <w:pPr>
+        <w:spacing w:line="336" w:lineRule="auto" w:after="180"/>
+      </w:pPr>
+      <w:r>
+        <w:rPr>
+          <w:b w:val="0"/>
+        </w:rPr>
+        <w:t xml:space="preserve">Which labelled step matches this detail? Select and record new cases from both dim groups before claiming </w:t>
+      </w:r>
+      <w:r>
+        <w:rPr>
+          <w:b/>
+        </w:rPr>
+        <w:t>coverage</w:t>
+      </w:r>
+      <w:r>
+        <w:rPr>
+          <w:b w:val="0"/>
+        </w:rPr>
+        <w:t>.</w:t>
+      </w:r>
+    </w:p>
+    <w:p>
+      <w:pPr>
+        <w:spacing w:line="336" w:lineRule="auto" w:after="180"/>
+        <w:shd w:fill="F4F9FC"/>
+      </w:pPr>
+      <w:r>
+        <w:rPr>
+          <w:b w:val="0"/>
+        </w:rPr>
         <w:t>1. Target conditions</w:t>
       </w:r>
     </w:p>
     <w:p>
-      <w:r>
-        <w:t>2. Current sample</w:t>
-      </w:r>
-    </w:p>
-    <w:p>
-      <w:r>
+      <w:pPr>
+        <w:spacing w:line="336" w:lineRule="auto" w:after="180"/>
+        <w:shd w:fill="F4F9FC"/>
+      </w:pPr>
+      <w:r>
+        <w:rPr>
+          <w:b w:val="0"/>
+        </w:rPr>
+        <w:t xml:space="preserve">2. Current </w:t>
+      </w:r>
+      <w:r>
+        <w:rPr>
+          <w:b/>
+        </w:rPr>
+        <w:t>sample</w:t>
+      </w:r>
+    </w:p>
+    <w:p>
+      <w:pPr>
+        <w:spacing w:line="336" w:lineRule="auto" w:after="180"/>
+        <w:shd w:fill="F4F9FC"/>
+      </w:pPr>
+      <w:r>
+        <w:rPr>
+          <w:b w:val="0"/>
+        </w:rPr>
         <w:t>3. Targeted follow-up</w:t>
       </w:r>
     </w:p>
     <w:p>
-      <w:r>
-        <w:t>4. Coverage gap</w:t>
+      <w:pPr>
+        <w:spacing w:line="336" w:lineRule="auto" w:after="180"/>
+        <w:shd w:fill="F4F9FC"/>
+      </w:pPr>
+      <w:r>
+        <w:rPr>
+          <w:b w:val="0"/>
+        </w:rPr>
+        <w:t xml:space="preserve">4. </w:t>
+      </w:r>
+      <w:r>
+        <w:rPr>
+          <w:b/>
+        </w:rPr>
+        <w:t>Coverage gap</w:t>
       </w:r>
     </w:p>
     <w:p>
@@ -3979,41 +6716,215 @@
       </w:r>
     </w:p>
     <w:p>
-      <w:r>
+      <w:pPr>
+        <w:pStyle w:val="Heading3"/>
+      </w:pPr>
+      <w:r>
+        <w:t>Hint · try first</w:t>
+      </w:r>
+    </w:p>
+    <w:p>
+      <w:pPr>
+        <w:spacing w:line="336" w:lineRule="auto" w:after="180"/>
+        <w:shd w:fill="F1F6F8"/>
+      </w:pPr>
+      <w:r>
+        <w:rPr>
+          <w:b w:val="0"/>
+        </w:rPr>
         <w:t>Hint if needed: Read the steps in the pictorial case. Match the supplied detail to the stage that performs or records it.</w:t>
       </w:r>
     </w:p>
     <w:p>
-      <w:r>
-        <w:t>After your attempt, compare with the supported explanation: Targeted follow-up Select and record new cases from both dim groups before claiming coverage. Adding more bright cards can increase sample size without addressing the missing condition. A coverage check asks which relevant situations are absent, not merely how many rows exist. Deliberately selecting dim cases helps investigate those conditions, but the resulting test should not be advertised as a random survey unless its selection really was random.</w:t>
-      </w:r>
-    </w:p>
-    <w:p>
       <w:pPr>
         <w:pStyle w:val="Heading3"/>
       </w:pPr>
       <w:r>
+        <w:t>Feedback · compare after trying</w:t>
+      </w:r>
+    </w:p>
+    <w:p>
+      <w:pPr>
+        <w:spacing w:line="336" w:lineRule="auto" w:after="180"/>
+        <w:shd w:fill="F1F6FC"/>
+      </w:pPr>
+      <w:r>
+        <w:rPr>
+          <w:b w:val="0"/>
+        </w:rPr>
+        <w:t xml:space="preserve">After your attempt, compare with the supported explanation: Targeted follow-up Select and record new cases from both dim groups before claiming </w:t>
+      </w:r>
+      <w:r>
+        <w:rPr>
+          <w:b/>
+        </w:rPr>
+        <w:t>coverage</w:t>
+      </w:r>
+      <w:r>
+        <w:rPr>
+          <w:b w:val="0"/>
+        </w:rPr>
+        <w:t>.</w:t>
+      </w:r>
+    </w:p>
+    <w:p>
+      <w:pPr>
+        <w:spacing w:line="336" w:lineRule="auto" w:after="180"/>
+        <w:shd w:fill="F1F6FC"/>
+      </w:pPr>
+      <w:r>
+        <w:rPr>
+          <w:b w:val="0"/>
+        </w:rPr>
+        <w:t xml:space="preserve">Adding more bright cards can increase </w:t>
+      </w:r>
+      <w:r>
+        <w:rPr>
+          <w:b/>
+        </w:rPr>
+        <w:t>sample</w:t>
+      </w:r>
+      <w:r>
+        <w:rPr>
+          <w:b w:val="0"/>
+        </w:rPr>
+        <w:t xml:space="preserve"> size without addressing the missing condition. A </w:t>
+      </w:r>
+      <w:r>
+        <w:rPr>
+          <w:b/>
+        </w:rPr>
+        <w:t>coverage</w:t>
+      </w:r>
+      <w:r>
+        <w:rPr>
+          <w:b w:val="0"/>
+        </w:rPr>
+        <w:t xml:space="preserve"> check asks which relevant situations are absent, not merely how many rows exist.</w:t>
+      </w:r>
+    </w:p>
+    <w:p>
+      <w:pPr>
+        <w:spacing w:line="336" w:lineRule="auto" w:after="180"/>
+        <w:shd w:fill="F1F6FC"/>
+      </w:pPr>
+      <w:r>
+        <w:rPr>
+          <w:b w:val="0"/>
+        </w:rPr>
+        <w:t>Deliberately selecting dim cases helps investigate those conditions, but the resulting test should not be advertised as a random survey unless its selection really was random.</w:t>
+      </w:r>
+    </w:p>
+    <w:p>
+      <w:pPr>
+        <w:pStyle w:val="Heading3"/>
+      </w:pPr>
+      <w:r>
         <w:t>Practice 2: explain the deciding evidence</w:t>
       </w:r>
     </w:p>
     <w:p>
-      <w:r>
+      <w:pPr>
+        <w:pStyle w:val="Heading3"/>
+      </w:pPr>
+      <w:r>
+        <w:t>Changed case · predict first</w:t>
+      </w:r>
+    </w:p>
+    <w:p>
+      <w:pPr>
+        <w:spacing w:line="336" w:lineRule="auto" w:after="180"/>
+        <w:shd w:fill="F5F1FB"/>
+      </w:pPr>
+      <w:r>
+        <w:rPr>
+          <w:b w:val="0"/>
+        </w:rPr>
         <w:t>Changed-case practice: Add eight more bright plain cards and no dim cards. Which conclusion is supported by the supplied facts?</w:t>
       </w:r>
     </w:p>
     <w:p>
-      <w:r>
-        <w:t>1. This one example guarantees correct results for every future input.</w:t>
-      </w:r>
-    </w:p>
-    <w:p>
-      <w:r>
-        <w:t>2. We can decide the result without examining the changed input or the procedure.</w:t>
-      </w:r>
-    </w:p>
-    <w:p>
-      <w:r>
-        <w:t>3. The sample becomes larger but still has no dim coverage.</w:t>
+      <w:pPr>
+        <w:spacing w:line="336" w:lineRule="auto" w:after="180"/>
+        <w:shd w:fill="F4F9FC"/>
+      </w:pPr>
+      <w:r>
+        <w:rPr>
+          <w:b w:val="0"/>
+        </w:rPr>
+        <w:t xml:space="preserve">1. This one example guarantees correct results for every future </w:t>
+      </w:r>
+      <w:r>
+        <w:rPr>
+          <w:b/>
+        </w:rPr>
+        <w:t>input</w:t>
+      </w:r>
+      <w:r>
+        <w:rPr>
+          <w:b w:val="0"/>
+        </w:rPr>
+        <w:t>.</w:t>
+      </w:r>
+    </w:p>
+    <w:p>
+      <w:pPr>
+        <w:spacing w:line="336" w:lineRule="auto" w:after="180"/>
+        <w:shd w:fill="F4F9FC"/>
+      </w:pPr>
+      <w:r>
+        <w:rPr>
+          <w:b w:val="0"/>
+        </w:rPr>
+        <w:t xml:space="preserve">2. We can decide the result without examining the changed </w:t>
+      </w:r>
+      <w:r>
+        <w:rPr>
+          <w:b/>
+        </w:rPr>
+        <w:t>input</w:t>
+      </w:r>
+      <w:r>
+        <w:rPr>
+          <w:b w:val="0"/>
+        </w:rPr>
+        <w:t xml:space="preserve"> or the procedure.</w:t>
+      </w:r>
+    </w:p>
+    <w:p>
+      <w:pPr>
+        <w:spacing w:line="336" w:lineRule="auto" w:after="180"/>
+        <w:shd w:fill="F4F9FC"/>
+      </w:pPr>
+      <w:r>
+        <w:rPr>
+          <w:b w:val="0"/>
+        </w:rPr>
+        <w:t xml:space="preserve">3. The </w:t>
+      </w:r>
+      <w:r>
+        <w:rPr>
+          <w:b/>
+        </w:rPr>
+        <w:t>sample</w:t>
+      </w:r>
+      <w:r>
+        <w:rPr>
+          <w:b w:val="0"/>
+        </w:rPr>
+        <w:t xml:space="preserve"> becomes larger but still has no dim </w:t>
+      </w:r>
+      <w:r>
+        <w:rPr>
+          <w:b/>
+        </w:rPr>
+        <w:t>coverage</w:t>
+      </w:r>
+      <w:r>
+        <w:rPr>
+          <w:b w:val="0"/>
+        </w:rPr>
+        <w:t>.</w:t>
       </w:r>
     </w:p>
     <w:p>
@@ -4050,36 +6961,165 @@
       </w:r>
     </w:p>
     <w:p>
-      <w:r>
+      <w:pPr>
+        <w:pStyle w:val="Heading3"/>
+      </w:pPr>
+      <w:r>
+        <w:t>Hint · try first</w:t>
+      </w:r>
+    </w:p>
+    <w:p>
+      <w:pPr>
+        <w:spacing w:line="336" w:lineRule="auto" w:after="180"/>
+        <w:shd w:fill="F1F6F8"/>
+      </w:pPr>
+      <w:r>
+        <w:rPr>
+          <w:b w:val="0"/>
+        </w:rPr>
         <w:t>Hint if needed: Use the changed condition and the deciding step in the pictorial trace. The answer must say what follows from those facts.</w:t>
       </w:r>
     </w:p>
     <w:p>
-      <w:r>
-        <w:t>After your attempt, compare with the supported explanation: The sample becomes larger but still has no dim coverage. The missing lighting condition remains untested.</w:t>
-      </w:r>
-    </w:p>
-    <w:p>
       <w:pPr>
         <w:pStyle w:val="Heading3"/>
       </w:pPr>
       <w:r>
+        <w:t>Feedback · compare after trying</w:t>
+      </w:r>
+    </w:p>
+    <w:p>
+      <w:pPr>
+        <w:spacing w:line="336" w:lineRule="auto" w:after="180"/>
+        <w:shd w:fill="F1F6FC"/>
+      </w:pPr>
+      <w:r>
+        <w:rPr>
+          <w:b w:val="0"/>
+        </w:rPr>
+        <w:t xml:space="preserve">After your attempt, compare with the supported explanation: The </w:t>
+      </w:r>
+      <w:r>
+        <w:rPr>
+          <w:b/>
+        </w:rPr>
+        <w:t>sample</w:t>
+      </w:r>
+      <w:r>
+        <w:rPr>
+          <w:b w:val="0"/>
+        </w:rPr>
+        <w:t xml:space="preserve"> becomes larger but still has no dim </w:t>
+      </w:r>
+      <w:r>
+        <w:rPr>
+          <w:b/>
+        </w:rPr>
+        <w:t>coverage</w:t>
+      </w:r>
+      <w:r>
+        <w:rPr>
+          <w:b w:val="0"/>
+        </w:rPr>
+        <w:t>. The missing lighting condition remains untested.</w:t>
+      </w:r>
+    </w:p>
+    <w:p>
+      <w:pPr>
+        <w:pStyle w:val="Heading3"/>
+      </w:pPr>
+      <w:r>
         <w:t>Repair a missing building block</w:t>
       </w:r>
     </w:p>
     <w:p>
-      <w:r>
-        <w:t>Review Good Data, Bad Data (ai-1/21). Goal: Check records against a stated format, unit and meaning before using them. Short practice: Which repairs are evidence-backed in the original case, and which row must remain unknown?. Return to this week and explain what you changed.</w:t>
-      </w:r>
-    </w:p>
-    <w:p>
-      <w:r>
-        <w:t>Review Similarity (ai-1/19). Goal: Calculate similarity using explicitly selected features and a stated scoring rule. Short practice: Point to the matches supporting C’s new score and explain why there is no tie.. Return to this week and explain what you changed.</w:t>
-      </w:r>
-    </w:p>
-    <w:p>
-      <w:r>
-        <w:t>Review Boundaries and 'Not Sure' (ai-1/16). Goal: Identify a specific source of uncertainty and explain how it affects a prediction. Short practice: Which original block needs a better width before accepting or rejecting it? What should the reviewer do?. Return to this week and explain what you changed.</w:t>
+      <w:pPr>
+        <w:spacing w:line="336" w:lineRule="auto" w:after="180"/>
+      </w:pPr>
+      <w:r>
+        <w:rPr>
+          <w:b w:val="0"/>
+        </w:rPr>
+        <w:t xml:space="preserve">Review Good Data, Bad Data (ai-1/21). Goal: Check records against a stated format, unit and meaning before using them. Short practice: Which repairs are </w:t>
+      </w:r>
+      <w:r>
+        <w:rPr>
+          <w:b/>
+        </w:rPr>
+        <w:t>evidence</w:t>
+      </w:r>
+      <w:r>
+        <w:rPr>
+          <w:b w:val="0"/>
+        </w:rPr>
+        <w:t>-backed in the original case, and which row must remain unknown?.</w:t>
+      </w:r>
+    </w:p>
+    <w:p>
+      <w:pPr>
+        <w:spacing w:line="336" w:lineRule="auto" w:after="180"/>
+      </w:pPr>
+      <w:r>
+        <w:rPr>
+          <w:b w:val="0"/>
+        </w:rPr>
+        <w:t>Return to this week and explain what you changed.</w:t>
+      </w:r>
+    </w:p>
+    <w:p>
+      <w:pPr>
+        <w:spacing w:line="336" w:lineRule="auto" w:after="180"/>
+      </w:pPr>
+      <w:r>
+        <w:rPr>
+          <w:b w:val="0"/>
+        </w:rPr>
+        <w:t>Review Similarity (ai-1/19). Goal: Calculate similarity using explicitly selected features and a stated scoring rule. Short practice: Point to the matches supporting C’s new score and explain why there is no tie..</w:t>
+      </w:r>
+    </w:p>
+    <w:p>
+      <w:pPr>
+        <w:spacing w:line="336" w:lineRule="auto" w:after="180"/>
+      </w:pPr>
+      <w:r>
+        <w:rPr>
+          <w:b w:val="0"/>
+        </w:rPr>
+        <w:t>Return to this week and explain what you changed.</w:t>
+      </w:r>
+    </w:p>
+    <w:p>
+      <w:pPr>
+        <w:spacing w:line="336" w:lineRule="auto" w:after="180"/>
+      </w:pPr>
+      <w:r>
+        <w:rPr>
+          <w:b w:val="0"/>
+        </w:rPr>
+        <w:t xml:space="preserve">Review Boundaries and 'Not Sure' (ai-1/16). Goal: Identify a specific source of uncertainty and explain how it affects a </w:t>
+      </w:r>
+      <w:r>
+        <w:rPr>
+          <w:b/>
+        </w:rPr>
+        <w:t>prediction</w:t>
+      </w:r>
+      <w:r>
+        <w:rPr>
+          <w:b w:val="0"/>
+        </w:rPr>
+        <w:t>. Short practice: Which original block needs a better width before accepting or rejecting it?</w:t>
+      </w:r>
+    </w:p>
+    <w:p>
+      <w:pPr>
+        <w:spacing w:line="336" w:lineRule="auto" w:after="180"/>
+      </w:pPr>
+      <w:r>
+        <w:rPr>
+          <w:b w:val="0"/>
+        </w:rPr>
+        <w:t>What should the reviewer do?. Return to this week and explain what you changed.</w:t>
       </w:r>
     </w:p>
     <w:p>
@@ -4091,8 +7131,758 @@
       </w:r>
     </w:p>
     <w:p>
-      <w:r>
-        <w:t>Use Download completed work in the hosted lesson to export your answers, reflections, practice feedback and code-run evidence. Open the HTML copy to read or print it. Drafts stay in this browser when storage is available; clear drafts on a shared device.</w:t>
+      <w:pPr>
+        <w:spacing w:line="336" w:lineRule="auto" w:after="180"/>
+      </w:pPr>
+      <w:r>
+        <w:rPr>
+          <w:b w:val="0"/>
+        </w:rPr>
+        <w:t xml:space="preserve">Use Download completed work in the hosted lesson to export your answers, reflections, practice feedback and code-run </w:t>
+      </w:r>
+      <w:r>
+        <w:rPr>
+          <w:b/>
+        </w:rPr>
+        <w:t>evidence</w:t>
+      </w:r>
+      <w:r>
+        <w:rPr>
+          <w:b w:val="0"/>
+        </w:rPr>
+        <w:t>. Open the HTML copy to read or print it.</w:t>
+      </w:r>
+    </w:p>
+    <w:p>
+      <w:pPr>
+        <w:spacing w:line="336" w:lineRule="auto" w:after="180"/>
+      </w:pPr>
+      <w:r>
+        <w:rPr>
+          <w:b w:val="0"/>
+        </w:rPr>
+        <w:t>Drafts stay in this browser when storage is available; clear drafts on a shared device.</w:t>
+      </w:r>
+    </w:p>
+    <w:p>
+      <w:pPr>
+        <w:pStyle w:val="Heading1"/>
+      </w:pPr>
+      <w:r>
+        <w:t>18. Visual concept journey</w:t>
+      </w:r>
+    </w:p>
+    <w:p>
+      <w:r>
+        <w:t>Explain each Missing and Unbalanced Examples graphic using its labels, deciding evidence and relevant limitation.</w:t>
+      </w:r>
+    </w:p>
+    <w:p>
+      <w:pPr>
+        <w:pStyle w:val="Heading3"/>
+      </w:pPr>
+      <w:r>
+        <w:t>01. Missing and Unbalanced Examples: the case</w:t>
+      </w:r>
+    </w:p>
+    <w:p>
+      <w:r>
+        <w:drawing>
+          <wp:inline xmlns:a="http://schemas.openxmlformats.org/drawingml/2006/main" xmlns:pic="http://schemas.openxmlformats.org/drawingml/2006/picture">
+            <wp:extent cx="5486400" cy="2840736"/>
+            <wp:docPr id="23" name="Picture 23" descr="A fictional badge reader will be used in both bright and dim rooms. Supplied facts: Intended target has 8 bright plain,8 bright patterned,8 dim plain,8 dim patterned cards. A development sample contains 6 bright plain cards and 2 bright patterned cards; no dim cards."/>
+            <wp:cNvGraphicFramePr>
+              <a:graphicFrameLocks noChangeAspect="1"/>
+            </wp:cNvGraphicFramePr>
+            <a:graphic>
+              <a:graphicData uri="http://schemas.openxmlformats.org/drawingml/2006/picture">
+                <pic:pic>
+                  <pic:nvPicPr>
+                    <pic:cNvPr id="0" name="academy-story-ai-1-22-01.png"/>
+                    <pic:cNvPicPr/>
+                  </pic:nvPicPr>
+                  <pic:blipFill>
+                    <a:blip r:embed="rId31"/>
+                    <a:stretch>
+                      <a:fillRect/>
+                    </a:stretch>
+                  </pic:blipFill>
+                  <pic:spPr>
+                    <a:xfrm>
+                      <a:off x="0" y="0"/>
+                      <a:ext cx="5486400" cy="2840736"/>
+                    </a:xfrm>
+                    <a:prstGeom prst="rect"/>
+                  </pic:spPr>
+                </pic:pic>
+              </a:graphicData>
+            </a:graphic>
+          </wp:inline>
+        </w:drawing>
+      </w:r>
+    </w:p>
+    <w:p>
+      <w:pPr>
+        <w:spacing w:line="336" w:lineRule="auto" w:after="180"/>
+      </w:pPr>
+      <w:r>
+        <w:rPr>
+          <w:b w:val="0"/>
+        </w:rPr>
+        <w:t>A fictional badge reader will be used in both bright and dim rooms. Supplied facts: Intended target has 8 bright plain,8 bright patterned,8 dim plain,8 dim patterned cards.</w:t>
+      </w:r>
+    </w:p>
+    <w:p>
+      <w:pPr>
+        <w:spacing w:line="336" w:lineRule="auto" w:after="180"/>
+      </w:pPr>
+      <w:r>
+        <w:rPr>
+          <w:b w:val="0"/>
+        </w:rPr>
+        <w:t xml:space="preserve">A development </w:t>
+      </w:r>
+      <w:r>
+        <w:rPr>
+          <w:b/>
+        </w:rPr>
+        <w:t>sample</w:t>
+      </w:r>
+      <w:r>
+        <w:rPr>
+          <w:b w:val="0"/>
+        </w:rPr>
+        <w:t xml:space="preserve"> contains 6 bright plain cards and 2 bright patterned cards; no dim cards.</w:t>
+      </w:r>
+    </w:p>
+    <w:p>
+      <w:pPr>
+        <w:spacing w:line="336" w:lineRule="auto" w:after="180"/>
+        <w:shd w:fill="F5F1FB"/>
+      </w:pPr>
+      <w:r>
+        <w:rPr>
+          <w:b w:val="0"/>
+        </w:rPr>
+        <w:t>Point to the given fact that matters most. Explain why it matters.</w:t>
+      </w:r>
+    </w:p>
+    <w:p>
+      <w:pPr>
+        <w:pStyle w:val="Heading3"/>
+      </w:pPr>
+      <w:r>
+        <w:t>02. Follow the deciding steps</w:t>
+      </w:r>
+    </w:p>
+    <w:p>
+      <w:r>
+        <w:drawing>
+          <wp:inline xmlns:a="http://schemas.openxmlformats.org/drawingml/2006/main" xmlns:pic="http://schemas.openxmlformats.org/drawingml/2006/picture">
+            <wp:extent cx="5486400" cy="4005072"/>
+            <wp:docPr id="24" name="Picture 24" descr="Target conditions: Four lighting-by-pattern groups, eight target cards each. → Current sample: Eight bright cards only; dim groups have zero coverage. → Coverage gap: Current results cannot describe dim-room reading. → Targeted follow-up: Select and record new cases from both dim groups before claiming coverage."/>
+            <wp:cNvGraphicFramePr>
+              <a:graphicFrameLocks noChangeAspect="1"/>
+            </wp:cNvGraphicFramePr>
+            <a:graphic>
+              <a:graphicData uri="http://schemas.openxmlformats.org/drawingml/2006/picture">
+                <pic:pic>
+                  <pic:nvPicPr>
+                    <pic:cNvPr id="0" name="academy-story-ai-1-22-02.png"/>
+                    <pic:cNvPicPr/>
+                  </pic:nvPicPr>
+                  <pic:blipFill>
+                    <a:blip r:embed="rId32"/>
+                    <a:stretch>
+                      <a:fillRect/>
+                    </a:stretch>
+                  </pic:blipFill>
+                  <pic:spPr>
+                    <a:xfrm>
+                      <a:off x="0" y="0"/>
+                      <a:ext cx="5486400" cy="4005072"/>
+                    </a:xfrm>
+                    <a:prstGeom prst="rect"/>
+                  </pic:spPr>
+                </pic:pic>
+              </a:graphicData>
+            </a:graphic>
+          </wp:inline>
+        </w:drawing>
+      </w:r>
+    </w:p>
+    <w:p>
+      <w:pPr>
+        <w:spacing w:line="336" w:lineRule="auto" w:after="180"/>
+      </w:pPr>
+      <w:r>
+        <w:rPr>
+          <w:b w:val="0"/>
+        </w:rPr>
+        <w:t xml:space="preserve">Target conditions: Four lighting-by-pattern groups, eight target cards each. → Current </w:t>
+      </w:r>
+      <w:r>
+        <w:rPr>
+          <w:b/>
+        </w:rPr>
+        <w:t>sample</w:t>
+      </w:r>
+      <w:r>
+        <w:rPr>
+          <w:b w:val="0"/>
+        </w:rPr>
+        <w:t xml:space="preserve">: Eight bright cards only; dim groups have zero </w:t>
+      </w:r>
+      <w:r>
+        <w:rPr>
+          <w:b/>
+        </w:rPr>
+        <w:t>coverage</w:t>
+      </w:r>
+      <w:r>
+        <w:rPr>
+          <w:b w:val="0"/>
+        </w:rPr>
+        <w:t xml:space="preserve">. → </w:t>
+      </w:r>
+      <w:r>
+        <w:rPr>
+          <w:b/>
+        </w:rPr>
+        <w:t>Coverage gap</w:t>
+      </w:r>
+      <w:r>
+        <w:rPr>
+          <w:b w:val="0"/>
+        </w:rPr>
+        <w:t xml:space="preserve">: Current results cannot describe dim-room reading. → Targeted follow-up: Select and record new cases from both dim groups before claiming </w:t>
+      </w:r>
+      <w:r>
+        <w:rPr>
+          <w:b/>
+        </w:rPr>
+        <w:t>coverage</w:t>
+      </w:r>
+      <w:r>
+        <w:rPr>
+          <w:b w:val="0"/>
+        </w:rPr>
+        <w:t>.</w:t>
+      </w:r>
+    </w:p>
+    <w:p>
+      <w:pPr>
+        <w:spacing w:line="336" w:lineRule="auto" w:after="180"/>
+        <w:shd w:fill="F5F1FB"/>
+      </w:pPr>
+      <w:r>
+        <w:rPr>
+          <w:b w:val="0"/>
+        </w:rPr>
+        <w:t xml:space="preserve">Point to each numbered stage and explain which recorded </w:t>
+      </w:r>
+      <w:r>
+        <w:rPr>
+          <w:b/>
+        </w:rPr>
+        <w:t>input</w:t>
+      </w:r>
+      <w:r>
+        <w:rPr>
+          <w:b w:val="0"/>
+        </w:rPr>
+        <w:t xml:space="preserve"> it uses.</w:t>
+      </w:r>
+    </w:p>
+    <w:p>
+      <w:pPr>
+        <w:pStyle w:val="Heading3"/>
+      </w:pPr>
+      <w:r>
+        <w:t>03. Target groups and development coverage</w:t>
+      </w:r>
+    </w:p>
+    <w:p>
+      <w:r>
+        <w:drawing>
+          <wp:inline xmlns:a="http://schemas.openxmlformats.org/drawingml/2006/main" xmlns:pic="http://schemas.openxmlformats.org/drawingml/2006/picture">
+            <wp:extent cx="5486400" cy="3938016"/>
+            <wp:docPr id="25" name="Picture 25" descr="Target groups and development coverage. Bright plain: Target cards = 8, Sample cards = 6. Bright patterned: Target cards = 8, Sample cards = 2. Dim plain: Target cards = 8, Sample cards = 0. Dim patterned: Target cards = 8, Sample cards = 0."/>
+            <wp:cNvGraphicFramePr>
+              <a:graphicFrameLocks noChangeAspect="1"/>
+            </wp:cNvGraphicFramePr>
+            <a:graphic>
+              <a:graphicData uri="http://schemas.openxmlformats.org/drawingml/2006/picture">
+                <pic:pic>
+                  <pic:nvPicPr>
+                    <pic:cNvPr id="0" name="academy-story-ai-1-22-03.png"/>
+                    <pic:cNvPicPr/>
+                  </pic:nvPicPr>
+                  <pic:blipFill>
+                    <a:blip r:embed="rId33"/>
+                    <a:stretch>
+                      <a:fillRect/>
+                    </a:stretch>
+                  </pic:blipFill>
+                  <pic:spPr>
+                    <a:xfrm>
+                      <a:off x="0" y="0"/>
+                      <a:ext cx="5486400" cy="3938016"/>
+                    </a:xfrm>
+                    <a:prstGeom prst="rect"/>
+                  </pic:spPr>
+                </pic:pic>
+              </a:graphicData>
+            </a:graphic>
+          </wp:inline>
+        </w:drawing>
+      </w:r>
+    </w:p>
+    <w:p>
+      <w:pPr>
+        <w:spacing w:line="336" w:lineRule="auto" w:after="180"/>
+      </w:pPr>
+      <w:r>
+        <w:rPr>
+          <w:b w:val="0"/>
+        </w:rPr>
+        <w:t xml:space="preserve">Target groups and development </w:t>
+      </w:r>
+      <w:r>
+        <w:rPr>
+          <w:b/>
+        </w:rPr>
+        <w:t>coverage</w:t>
+      </w:r>
+      <w:r>
+        <w:rPr>
+          <w:b w:val="0"/>
+        </w:rPr>
+        <w:t xml:space="preserve">. Bright plain: Target cards = 8, </w:t>
+      </w:r>
+      <w:r>
+        <w:rPr>
+          <w:b/>
+        </w:rPr>
+        <w:t>Sample</w:t>
+      </w:r>
+      <w:r>
+        <w:rPr>
+          <w:b w:val="0"/>
+        </w:rPr>
+        <w:t xml:space="preserve"> cards = 6. Bright patterned: Target cards = 8, </w:t>
+      </w:r>
+      <w:r>
+        <w:rPr>
+          <w:b/>
+        </w:rPr>
+        <w:t>Sample</w:t>
+      </w:r>
+      <w:r>
+        <w:rPr>
+          <w:b w:val="0"/>
+        </w:rPr>
+        <w:t xml:space="preserve"> cards = 2. Dim plain: Target cards = 8, </w:t>
+      </w:r>
+      <w:r>
+        <w:rPr>
+          <w:b/>
+        </w:rPr>
+        <w:t>Sample</w:t>
+      </w:r>
+      <w:r>
+        <w:rPr>
+          <w:b w:val="0"/>
+        </w:rPr>
+        <w:t xml:space="preserve"> cards = 0.</w:t>
+      </w:r>
+    </w:p>
+    <w:p>
+      <w:pPr>
+        <w:spacing w:line="336" w:lineRule="auto" w:after="180"/>
+      </w:pPr>
+      <w:r>
+        <w:rPr>
+          <w:b w:val="0"/>
+        </w:rPr>
+        <w:t xml:space="preserve">Dim patterned: Target cards = 8, </w:t>
+      </w:r>
+      <w:r>
+        <w:rPr>
+          <w:b/>
+        </w:rPr>
+        <w:t>Sample</w:t>
+      </w:r>
+      <w:r>
+        <w:rPr>
+          <w:b w:val="0"/>
+        </w:rPr>
+        <w:t xml:space="preserve"> cards = 0.</w:t>
+      </w:r>
+    </w:p>
+    <w:p>
+      <w:pPr>
+        <w:spacing w:line="336" w:lineRule="auto" w:after="180"/>
+        <w:shd w:fill="F5F1FB"/>
+      </w:pPr>
+      <w:r>
+        <w:rPr>
+          <w:b w:val="0"/>
+        </w:rPr>
+        <w:t>Read the labels and values. Explain the relationship the model shows.</w:t>
+      </w:r>
+    </w:p>
+    <w:p>
+      <w:pPr>
+        <w:pStyle w:val="Heading3"/>
+      </w:pPr>
+      <w:r>
+        <w:t>04. Change one thing. Trace what follows.</w:t>
+      </w:r>
+    </w:p>
+    <w:p>
+      <w:r>
+        <w:drawing>
+          <wp:inline xmlns:a="http://schemas.openxmlformats.org/drawingml/2006/main" xmlns:pic="http://schemas.openxmlformats.org/drawingml/2006/picture">
+            <wp:extent cx="5486400" cy="3026664"/>
+            <wp:docPr id="26" name="Picture 26" descr="Original case: Select and record new cases from both dim groups before claiming coverage. Changed condition: Add eight more bright plain cards and no dim cards. Expected result: The sample becomes larger but still has no dim coverage. Reason: The missing lighting condition remains untested."/>
+            <wp:cNvGraphicFramePr>
+              <a:graphicFrameLocks noChangeAspect="1"/>
+            </wp:cNvGraphicFramePr>
+            <a:graphic>
+              <a:graphicData uri="http://schemas.openxmlformats.org/drawingml/2006/picture">
+                <pic:pic>
+                  <pic:nvPicPr>
+                    <pic:cNvPr id="0" name="academy-story-ai-1-22-04.png"/>
+                    <pic:cNvPicPr/>
+                  </pic:nvPicPr>
+                  <pic:blipFill>
+                    <a:blip r:embed="rId34"/>
+                    <a:stretch>
+                      <a:fillRect/>
+                    </a:stretch>
+                  </pic:blipFill>
+                  <pic:spPr>
+                    <a:xfrm>
+                      <a:off x="0" y="0"/>
+                      <a:ext cx="5486400" cy="3026664"/>
+                    </a:xfrm>
+                    <a:prstGeom prst="rect"/>
+                  </pic:spPr>
+                </pic:pic>
+              </a:graphicData>
+            </a:graphic>
+          </wp:inline>
+        </w:drawing>
+      </w:r>
+    </w:p>
+    <w:p>
+      <w:pPr>
+        <w:spacing w:line="336" w:lineRule="auto" w:after="180"/>
+      </w:pPr>
+      <w:r>
+        <w:rPr>
+          <w:b w:val="0"/>
+        </w:rPr>
+        <w:t xml:space="preserve">Original case: Select and record new cases from both dim groups before claiming </w:t>
+      </w:r>
+      <w:r>
+        <w:rPr>
+          <w:b/>
+        </w:rPr>
+        <w:t>coverage</w:t>
+      </w:r>
+      <w:r>
+        <w:rPr>
+          <w:b w:val="0"/>
+        </w:rPr>
+        <w:t>. Changed condition: Add eight more bright plain cards and no dim cards.</w:t>
+      </w:r>
+    </w:p>
+    <w:p>
+      <w:pPr>
+        <w:spacing w:line="336" w:lineRule="auto" w:after="180"/>
+      </w:pPr>
+      <w:r>
+        <w:rPr>
+          <w:b w:val="0"/>
+        </w:rPr>
+        <w:t xml:space="preserve">Expected result: The </w:t>
+      </w:r>
+      <w:r>
+        <w:rPr>
+          <w:b/>
+        </w:rPr>
+        <w:t>sample</w:t>
+      </w:r>
+      <w:r>
+        <w:rPr>
+          <w:b w:val="0"/>
+        </w:rPr>
+        <w:t xml:space="preserve"> becomes larger but still has no dim </w:t>
+      </w:r>
+      <w:r>
+        <w:rPr>
+          <w:b/>
+        </w:rPr>
+        <w:t>coverage</w:t>
+      </w:r>
+      <w:r>
+        <w:rPr>
+          <w:b w:val="0"/>
+        </w:rPr>
+        <w:t>. Reason: The missing lighting condition remains untested.</w:t>
+      </w:r>
+    </w:p>
+    <w:p>
+      <w:pPr>
+        <w:spacing w:line="336" w:lineRule="auto" w:after="180"/>
+        <w:shd w:fill="F5F1FB"/>
+      </w:pPr>
+      <w:r>
+        <w:rPr>
+          <w:b w:val="0"/>
+        </w:rPr>
+        <w:t>Predict before checking the worked changed-case result. Name what changed and what the supplied facts allow you to conclude.</w:t>
+      </w:r>
+    </w:p>
+    <w:p>
+      <w:pPr>
+        <w:pStyle w:val="Heading3"/>
+      </w:pPr>
+      <w:r>
+        <w:t>05. Connect the explanation to its limit</w:t>
+      </w:r>
+    </w:p>
+    <w:p>
+      <w:r>
+        <w:drawing>
+          <wp:inline xmlns:a="http://schemas.openxmlformats.org/drawingml/2006/main" xmlns:pic="http://schemas.openxmlformats.org/drawingml/2006/picture">
+            <wp:extent cx="5486400" cy="2834640"/>
+            <wp:docPr id="27" name="Picture 27" descr="Adding more bright cards can increase sample size without addressing the missing condition. A coverage check asks which relevant situations are absent, not merely how many rows exist. Deliberately selecting dim cases helps investigate those conditions, but the resulting test should not be advertised as a random survey unless its selection really was random. Limit: Coverage does not guarantee accuracy, and targeted cases alone do not supply a population-wide success estimate."/>
+            <wp:cNvGraphicFramePr>
+              <a:graphicFrameLocks noChangeAspect="1"/>
+            </wp:cNvGraphicFramePr>
+            <a:graphic>
+              <a:graphicData uri="http://schemas.openxmlformats.org/drawingml/2006/picture">
+                <pic:pic>
+                  <pic:nvPicPr>
+                    <pic:cNvPr id="0" name="academy-story-ai-1-22-05.png"/>
+                    <pic:cNvPicPr/>
+                  </pic:nvPicPr>
+                  <pic:blipFill>
+                    <a:blip r:embed="rId35"/>
+                    <a:stretch>
+                      <a:fillRect/>
+                    </a:stretch>
+                  </pic:blipFill>
+                  <pic:spPr>
+                    <a:xfrm>
+                      <a:off x="0" y="0"/>
+                      <a:ext cx="5486400" cy="2834640"/>
+                    </a:xfrm>
+                    <a:prstGeom prst="rect"/>
+                  </pic:spPr>
+                </pic:pic>
+              </a:graphicData>
+            </a:graphic>
+          </wp:inline>
+        </w:drawing>
+      </w:r>
+    </w:p>
+    <w:p>
+      <w:pPr>
+        <w:spacing w:line="336" w:lineRule="auto" w:after="180"/>
+      </w:pPr>
+      <w:r>
+        <w:rPr>
+          <w:b w:val="0"/>
+        </w:rPr>
+        <w:t xml:space="preserve">Adding more bright cards can increase </w:t>
+      </w:r>
+      <w:r>
+        <w:rPr>
+          <w:b/>
+        </w:rPr>
+        <w:t>sample</w:t>
+      </w:r>
+      <w:r>
+        <w:rPr>
+          <w:b w:val="0"/>
+        </w:rPr>
+        <w:t xml:space="preserve"> size without addressing the missing condition. A </w:t>
+      </w:r>
+      <w:r>
+        <w:rPr>
+          <w:b/>
+        </w:rPr>
+        <w:t>coverage</w:t>
+      </w:r>
+      <w:r>
+        <w:rPr>
+          <w:b w:val="0"/>
+        </w:rPr>
+        <w:t xml:space="preserve"> check asks which relevant situations are absent, not merely how many rows exist.</w:t>
+      </w:r>
+    </w:p>
+    <w:p>
+      <w:pPr>
+        <w:spacing w:line="336" w:lineRule="auto" w:after="180"/>
+      </w:pPr>
+      <w:r>
+        <w:rPr>
+          <w:b w:val="0"/>
+        </w:rPr>
+        <w:t>Deliberately selecting dim cases helps investigate those conditions, but the resulting test should not be advertised as a random survey unless its selection really was random.</w:t>
+      </w:r>
+    </w:p>
+    <w:p>
+      <w:pPr>
+        <w:spacing w:line="336" w:lineRule="auto" w:after="180"/>
+      </w:pPr>
+      <w:r>
+        <w:rPr>
+          <w:b w:val="0"/>
+        </w:rPr>
+        <w:t xml:space="preserve">Limit: </w:t>
+      </w:r>
+      <w:r>
+        <w:rPr>
+          <w:b/>
+        </w:rPr>
+        <w:t>Coverage</w:t>
+      </w:r>
+      <w:r>
+        <w:rPr>
+          <w:b w:val="0"/>
+        </w:rPr>
+        <w:t xml:space="preserve"> does not guarantee accuracy, and targeted cases alone do not supply a population-wide success estimate.</w:t>
+      </w:r>
+    </w:p>
+    <w:p>
+      <w:pPr>
+        <w:spacing w:line="336" w:lineRule="auto" w:after="180"/>
+        <w:shd w:fill="F5F1FB"/>
+      </w:pPr>
+      <w:r>
+        <w:rPr>
+          <w:b w:val="0"/>
+        </w:rPr>
+        <w:t>Explain the case, then point to a limit on the claim.</w:t>
+      </w:r>
+    </w:p>
+    <w:p>
+      <w:pPr>
+        <w:pStyle w:val="Heading3"/>
+      </w:pPr>
+      <w:r>
+        <w:t>06. Make the idea visible in your project</w:t>
+      </w:r>
+    </w:p>
+    <w:p>
+      <w:r>
+        <w:drawing>
+          <wp:inline xmlns:a="http://schemas.openxmlformats.org/drawingml/2006/main" xmlns:pic="http://schemas.openxmlformats.org/drawingml/2006/picture">
+            <wp:extent cx="5486400" cy="3380232"/>
+            <wp:docPr id="28" name="Picture 28" descr="Create a sorter coverage table crossing important classroom conditions, then state which groups each test actually represents. Draw your input, deciding step, result and limit. Supported question: Would testing only dim plain cards close every current gap? Point to the target groups."/>
+            <wp:cNvGraphicFramePr>
+              <a:graphicFrameLocks noChangeAspect="1"/>
+            </wp:cNvGraphicFramePr>
+            <a:graphic>
+              <a:graphicData uri="http://schemas.openxmlformats.org/drawingml/2006/picture">
+                <pic:pic>
+                  <pic:nvPicPr>
+                    <pic:cNvPr id="0" name="academy-story-ai-1-22-06.png"/>
+                    <pic:cNvPicPr/>
+                  </pic:nvPicPr>
+                  <pic:blipFill>
+                    <a:blip r:embed="rId36"/>
+                    <a:stretch>
+                      <a:fillRect/>
+                    </a:stretch>
+                  </pic:blipFill>
+                  <pic:spPr>
+                    <a:xfrm>
+                      <a:off x="0" y="0"/>
+                      <a:ext cx="5486400" cy="3380232"/>
+                    </a:xfrm>
+                    <a:prstGeom prst="rect"/>
+                  </pic:spPr>
+                </pic:pic>
+              </a:graphicData>
+            </a:graphic>
+          </wp:inline>
+        </w:drawing>
+      </w:r>
+    </w:p>
+    <w:p>
+      <w:pPr>
+        <w:spacing w:line="336" w:lineRule="auto" w:after="180"/>
+      </w:pPr>
+      <w:r>
+        <w:rPr>
+          <w:b w:val="0"/>
+        </w:rPr>
+        <w:t xml:space="preserve">Create a sorter </w:t>
+      </w:r>
+      <w:r>
+        <w:rPr>
+          <w:b/>
+        </w:rPr>
+        <w:t>coverage</w:t>
+      </w:r>
+      <w:r>
+        <w:rPr>
+          <w:b w:val="0"/>
+        </w:rPr>
+        <w:t xml:space="preserve"> table crossing important classroom conditions, then state which groups each test actually represents. Draw your </w:t>
+      </w:r>
+      <w:r>
+        <w:rPr>
+          <w:b/>
+        </w:rPr>
+        <w:t>input</w:t>
+      </w:r>
+      <w:r>
+        <w:rPr>
+          <w:b w:val="0"/>
+        </w:rPr>
+        <w:t>, deciding step, result and limit.</w:t>
+      </w:r>
+    </w:p>
+    <w:p>
+      <w:pPr>
+        <w:spacing w:line="336" w:lineRule="auto" w:after="180"/>
+      </w:pPr>
+      <w:r>
+        <w:rPr>
+          <w:b w:val="0"/>
+        </w:rPr>
+        <w:t>Supported question: Would testing only dim plain cards close every current gap? Point to the target groups.</w:t>
+      </w:r>
+    </w:p>
+    <w:p>
+      <w:pPr>
+        <w:spacing w:line="336" w:lineRule="auto" w:after="180"/>
+        <w:shd w:fill="F5F1FB"/>
+      </w:pPr>
+      <w:r>
+        <w:rPr>
+          <w:b w:val="0"/>
+        </w:rPr>
+        <w:t xml:space="preserve">Draw your project trace and justify the deciding step using </w:t>
+      </w:r>
+      <w:r>
+        <w:rPr>
+          <w:b/>
+        </w:rPr>
+        <w:t>evidence</w:t>
+      </w:r>
+      <w:r>
+        <w:rPr>
+          <w:b w:val="0"/>
+        </w:rPr>
+        <w:t>.</w:t>
       </w:r>
     </w:p>
     <w:sectPr>

--- a/downloads/student/ai-1-week-22.docx
+++ b/downloads/student/ai-1-week-22.docx
@@ -1694,7 +1694,7 @@
         <w:rPr>
           <w:b w:val="0"/>
         </w:rPr>
-        <w:t>Change: Add eight more bright plain cards and no dim cards.</w:t>
+        <w:t>Change: Add the two remaining bright plain cards and no dim cards.</w:t>
       </w:r>
     </w:p>
     <w:p>
@@ -3298,7 +3298,7 @@
         <w:rPr>
           <w:b w:val="0"/>
         </w:rPr>
-        <w:t>Change one thing: Add eight more bright plain cards and no dim cards. Predict the result before checking the explanation. What remains the same?</w:t>
+        <w:t>Change one thing: Add the two remaining bright plain cards and no dim cards. Predict the result before checking the explanation. What remains the same?</w:t>
       </w:r>
     </w:p>
     <w:p>
@@ -6840,7 +6840,7 @@
         <w:rPr>
           <w:b w:val="0"/>
         </w:rPr>
-        <w:t>Changed-case practice: Add eight more bright plain cards and no dim cards. Which conclusion is supported by the supplied facts?</w:t>
+        <w:t>Changed-case practice: Add the two remaining bright plain cards and no dim cards. Which conclusion is supported by the supplied facts?</w:t>
       </w:r>
     </w:p>
     <w:p>
@@ -7545,7 +7545,7 @@
         <w:drawing>
           <wp:inline xmlns:a="http://schemas.openxmlformats.org/drawingml/2006/main" xmlns:pic="http://schemas.openxmlformats.org/drawingml/2006/picture">
             <wp:extent cx="5486400" cy="3026664"/>
-            <wp:docPr id="26" name="Picture 26" descr="Original case: Select and record new cases from both dim groups before claiming coverage. Changed condition: Add eight more bright plain cards and no dim cards. Expected result: The sample becomes larger but still has no dim coverage. Reason: The missing lighting condition remains untested."/>
+            <wp:docPr id="26" name="Picture 26" descr="Original case: Select and record new cases from both dim groups before claiming coverage. Changed condition: Add the two remaining bright plain cards and no dim cards. Expected result: The sample becomes larger but still has no dim coverage. Reason: The missing lighting condition remains untested."/>
             <wp:cNvGraphicFramePr>
               <a:graphicFrameLocks noChangeAspect="1"/>
             </wp:cNvGraphicFramePr>
@@ -7596,7 +7596,7 @@
         <w:rPr>
           <w:b w:val="0"/>
         </w:rPr>
-        <w:t>. Changed condition: Add eight more bright plain cards and no dim cards.</w:t>
+        <w:t>. Changed condition: Add the two remaining bright plain cards and no dim cards.</w:t>
       </w:r>
     </w:p>
     <w:p>
